--- a/Knowledge/3-Work knowledge/1-Software Engineering/2-Testing/5-My Source/1-ISTQB Foundation Level/5-Test Management/3-Estimation Techniques.docx
+++ b/Knowledge/3-Work knowledge/1-Software Engineering/2-Testing/5-My Source/1-ISTQB Foundation Level/5-Test Management/3-Estimation Techniques.docx
@@ -31,48 +31,39 @@
       </w:pPr>
       <w:r>
         <w:rPr>
-          <w:b/>
+          <w:rFonts w:ascii="Arial" w:eastAsia="Arial" w:hAnsi="Arial"/>
+          <w:sz w:val="18"/>
+          <w:highlight w:val="lightGray"/>
           <w:shd w:val="clear" w:color="auto" w:fill="B7B7B7"/>
         </w:rPr>
-        <w:t># Source</w:t>
-      </w:r>
-      <w:r>
-        <w:rPr>
+        <w:t xml:space="preserve"># Source: Chatgot </w:t>
+      </w:r>
+      <w:r>
+        <w:rPr>
+          <w:rFonts w:ascii="Arial" w:eastAsia="Arial" w:hAnsi="Arial"/>
+          <w:sz w:val="18"/>
+          <w:szCs w:val="14"/>
+          <w:highlight w:val="lightGray"/>
           <w:shd w:val="clear" w:color="auto" w:fill="B7B7B7"/>
         </w:rPr>
-        <w:t xml:space="preserve">: </w:t>
-      </w:r>
-      <w:r>
-        <w:rPr>
-          <w:b/>
+        <w:t>(GPT</w:t>
+      </w:r>
+      <w:r>
+        <w:rPr>
+          <w:rFonts w:ascii="Arial" w:eastAsia="Arial" w:hAnsi="Arial" w:cs="Cambria Math"/>
+          <w:sz w:val="18"/>
+          <w:szCs w:val="14"/>
+          <w:highlight w:val="lightGray"/>
           <w:shd w:val="clear" w:color="auto" w:fill="B7B7B7"/>
         </w:rPr>
-        <w:t xml:space="preserve">Chatgot </w:t>
-      </w:r>
-      <w:r>
-        <w:rPr>
-          <w:b/>
-          <w:sz w:val="14"/>
+        <w:t>‑</w:t>
+      </w:r>
+      <w:r>
+        <w:rPr>
+          <w:rFonts w:ascii="Arial" w:eastAsia="Arial" w:hAnsi="Arial"/>
+          <w:sz w:val="18"/>
           <w:szCs w:val="14"/>
-          <w:shd w:val="clear" w:color="auto" w:fill="B7B7B7"/>
-        </w:rPr>
-        <w:t>(GPT</w:t>
-      </w:r>
-      <w:r>
-        <w:rPr>
-          <w:rFonts w:ascii="Cambria Math" w:hAnsi="Cambria Math" w:cs="Cambria Math"/>
-          <w:b/>
-          <w:sz w:val="14"/>
-          <w:szCs w:val="14"/>
-          <w:shd w:val="clear" w:color="auto" w:fill="B7B7B7"/>
-        </w:rPr>
-        <w:t>‑</w:t>
-      </w:r>
-      <w:r>
-        <w:rPr>
-          <w:b/>
-          <w:sz w:val="14"/>
-          <w:szCs w:val="14"/>
+          <w:highlight w:val="lightGray"/>
           <w:shd w:val="clear" w:color="auto" w:fill="B7B7B7"/>
         </w:rPr>
         <w:t>5 Mini) at [8/17/2025]</w:t>
@@ -174,7 +165,7 @@
           <w:ilvl w:val="0"/>
           <w:numId w:val="17"/>
         </w:numPr>
-        <w:spacing w:before="240"/>
+        <w:spacing w:before="240" w:after="0" w:line="276" w:lineRule="auto"/>
         <w:rPr>
           <w:rFonts w:ascii="Roboto Mono" w:eastAsia="Roboto Mono" w:hAnsi="Roboto Mono" w:cs="Roboto Mono"/>
         </w:rPr>
@@ -198,6 +189,7 @@
           <w:ilvl w:val="0"/>
           <w:numId w:val="17"/>
         </w:numPr>
+        <w:spacing w:after="0" w:line="276" w:lineRule="auto"/>
         <w:rPr>
           <w:rFonts w:ascii="Roboto Mono" w:eastAsia="Roboto Mono" w:hAnsi="Roboto Mono" w:cs="Roboto Mono"/>
         </w:rPr>
@@ -221,6 +213,7 @@
           <w:ilvl w:val="0"/>
           <w:numId w:val="17"/>
         </w:numPr>
+        <w:spacing w:after="0" w:line="276" w:lineRule="auto"/>
         <w:rPr>
           <w:rFonts w:ascii="Roboto Mono" w:eastAsia="Roboto Mono" w:hAnsi="Roboto Mono" w:cs="Roboto Mono"/>
         </w:rPr>
@@ -244,7 +237,7 @@
           <w:ilvl w:val="0"/>
           <w:numId w:val="17"/>
         </w:numPr>
-        <w:spacing w:after="240"/>
+        <w:spacing w:after="240" w:line="276" w:lineRule="auto"/>
       </w:pPr>
       <w:r>
         <w:rPr>
@@ -258,7 +251,7 @@
     </w:p>
     <w:p>
       <w:r>
-        <w:pict w14:anchorId="78ECF6A4">
+        <w:pict w14:anchorId="41EC91DF">
           <v:rect id="_x0000_i1025" style="width:0;height:1.5pt" o:hralign="center" o:hrstd="t" o:hr="t" fillcolor="#a0a0a0" stroked="f"/>
         </w:pict>
       </w:r>
@@ -294,48 +287,39 @@
       </w:pPr>
       <w:r>
         <w:rPr>
-          <w:b/>
+          <w:rFonts w:ascii="Arial" w:eastAsia="Arial" w:hAnsi="Arial"/>
+          <w:sz w:val="18"/>
+          <w:highlight w:val="lightGray"/>
           <w:shd w:val="clear" w:color="auto" w:fill="B7B7B7"/>
         </w:rPr>
-        <w:t># Source</w:t>
-      </w:r>
-      <w:r>
-        <w:rPr>
+        <w:t xml:space="preserve"># Source: Chatgot </w:t>
+      </w:r>
+      <w:r>
+        <w:rPr>
+          <w:rFonts w:ascii="Arial" w:eastAsia="Arial" w:hAnsi="Arial"/>
+          <w:sz w:val="18"/>
+          <w:szCs w:val="14"/>
+          <w:highlight w:val="lightGray"/>
           <w:shd w:val="clear" w:color="auto" w:fill="B7B7B7"/>
         </w:rPr>
-        <w:t xml:space="preserve">: </w:t>
-      </w:r>
-      <w:r>
-        <w:rPr>
-          <w:b/>
+        <w:t>(GPT</w:t>
+      </w:r>
+      <w:r>
+        <w:rPr>
+          <w:rFonts w:ascii="Arial" w:eastAsia="Arial" w:hAnsi="Arial" w:cs="Cambria Math"/>
+          <w:sz w:val="18"/>
+          <w:szCs w:val="14"/>
+          <w:highlight w:val="lightGray"/>
           <w:shd w:val="clear" w:color="auto" w:fill="B7B7B7"/>
         </w:rPr>
-        <w:t xml:space="preserve">Chatgot </w:t>
-      </w:r>
-      <w:r>
-        <w:rPr>
-          <w:b/>
-          <w:sz w:val="14"/>
+        <w:t>‑</w:t>
+      </w:r>
+      <w:r>
+        <w:rPr>
+          <w:rFonts w:ascii="Arial" w:eastAsia="Arial" w:hAnsi="Arial"/>
+          <w:sz w:val="18"/>
           <w:szCs w:val="14"/>
-          <w:shd w:val="clear" w:color="auto" w:fill="B7B7B7"/>
-        </w:rPr>
-        <w:t>(GPT</w:t>
-      </w:r>
-      <w:r>
-        <w:rPr>
-          <w:rFonts w:ascii="Cambria Math" w:hAnsi="Cambria Math" w:cs="Cambria Math"/>
-          <w:b/>
-          <w:sz w:val="14"/>
-          <w:szCs w:val="14"/>
-          <w:shd w:val="clear" w:color="auto" w:fill="B7B7B7"/>
-        </w:rPr>
-        <w:t>‑</w:t>
-      </w:r>
-      <w:r>
-        <w:rPr>
-          <w:b/>
-          <w:sz w:val="14"/>
-          <w:szCs w:val="14"/>
+          <w:highlight w:val="lightGray"/>
           <w:shd w:val="clear" w:color="auto" w:fill="B7B7B7"/>
         </w:rPr>
         <w:t>5 Mini) at [8/17/2025]</w:t>
@@ -347,7 +331,7 @@
           <w:ilvl w:val="0"/>
           <w:numId w:val="18"/>
         </w:numPr>
-        <w:spacing w:before="240"/>
+        <w:spacing w:before="240" w:after="0" w:line="276" w:lineRule="auto"/>
       </w:pPr>
       <w:r>
         <w:rPr>
@@ -381,7 +365,7 @@
           <w:ilvl w:val="0"/>
           <w:numId w:val="18"/>
         </w:numPr>
-        <w:spacing w:after="240"/>
+        <w:spacing w:after="240" w:line="276" w:lineRule="auto"/>
         <w:rPr>
           <w:rFonts w:ascii="Roboto Mono" w:eastAsia="Roboto Mono" w:hAnsi="Roboto Mono" w:cs="Roboto Mono"/>
         </w:rPr>
@@ -419,16 +403,15 @@
           <w:ilvl w:val="0"/>
           <w:numId w:val="10"/>
         </w:numPr>
-        <w:spacing w:before="240"/>
-        <w:rPr>
-          <w:rFonts w:ascii="Roboto Mono" w:eastAsia="Roboto Mono" w:hAnsi="Roboto Mono" w:cs="Roboto Mono"/>
-        </w:rPr>
-      </w:pPr>
-      <w:r>
-        <w:rPr>
-          <w:rFonts w:ascii="Roboto Mono" w:eastAsia="Roboto Mono" w:hAnsi="Roboto Mono" w:cs="Roboto Mono"/>
-        </w:rPr>
-        <w:lastRenderedPageBreak/>
+        <w:spacing w:before="240" w:after="0" w:line="276" w:lineRule="auto"/>
+        <w:rPr>
+          <w:rFonts w:ascii="Roboto Mono" w:eastAsia="Roboto Mono" w:hAnsi="Roboto Mono" w:cs="Roboto Mono"/>
+        </w:rPr>
+      </w:pPr>
+      <w:r>
+        <w:rPr>
+          <w:rFonts w:ascii="Roboto Mono" w:eastAsia="Roboto Mono" w:hAnsi="Roboto Mono" w:cs="Roboto Mono"/>
+        </w:rPr>
         <w:t>Test Planning = 8 hrs</w:t>
       </w:r>
       <w:r>
@@ -444,6 +427,7 @@
           <w:ilvl w:val="0"/>
           <w:numId w:val="10"/>
         </w:numPr>
+        <w:spacing w:after="0" w:line="276" w:lineRule="auto"/>
         <w:rPr>
           <w:rFonts w:ascii="Roboto Mono" w:eastAsia="Roboto Mono" w:hAnsi="Roboto Mono" w:cs="Roboto Mono"/>
         </w:rPr>
@@ -467,6 +451,7 @@
           <w:ilvl w:val="0"/>
           <w:numId w:val="10"/>
         </w:numPr>
+        <w:spacing w:after="0" w:line="276" w:lineRule="auto"/>
         <w:rPr>
           <w:rFonts w:ascii="Roboto Mono" w:eastAsia="Roboto Mono" w:hAnsi="Roboto Mono" w:cs="Roboto Mono"/>
         </w:rPr>
@@ -490,6 +475,7 @@
           <w:ilvl w:val="0"/>
           <w:numId w:val="10"/>
         </w:numPr>
+        <w:spacing w:after="0" w:line="276" w:lineRule="auto"/>
         <w:rPr>
           <w:rFonts w:ascii="Roboto Mono" w:eastAsia="Roboto Mono" w:hAnsi="Roboto Mono" w:cs="Roboto Mono"/>
         </w:rPr>
@@ -513,7 +499,7 @@
           <w:ilvl w:val="0"/>
           <w:numId w:val="10"/>
         </w:numPr>
-        <w:spacing w:after="240"/>
+        <w:spacing w:after="240" w:line="276" w:lineRule="auto"/>
       </w:pPr>
       <w:r>
         <w:rPr>
@@ -531,7 +517,7 @@
     </w:p>
     <w:p>
       <w:r>
-        <w:pict w14:anchorId="35BEE857">
+        <w:pict w14:anchorId="2BA4E2DE">
           <v:rect id="_x0000_i1026" style="width:0;height:1.5pt" o:hralign="center" o:hrstd="t" o:hr="t" fillcolor="#a0a0a0" stroked="f"/>
         </w:pict>
       </w:r>
@@ -554,48 +540,39 @@
       </w:pPr>
       <w:r>
         <w:rPr>
-          <w:b/>
+          <w:rFonts w:ascii="Arial" w:eastAsia="Arial" w:hAnsi="Arial"/>
+          <w:sz w:val="18"/>
+          <w:highlight w:val="lightGray"/>
           <w:shd w:val="clear" w:color="auto" w:fill="B7B7B7"/>
         </w:rPr>
-        <w:t># Source</w:t>
-      </w:r>
-      <w:r>
-        <w:rPr>
+        <w:t xml:space="preserve"># Source: Chatgot </w:t>
+      </w:r>
+      <w:r>
+        <w:rPr>
+          <w:rFonts w:ascii="Arial" w:eastAsia="Arial" w:hAnsi="Arial"/>
+          <w:sz w:val="18"/>
+          <w:szCs w:val="14"/>
+          <w:highlight w:val="lightGray"/>
           <w:shd w:val="clear" w:color="auto" w:fill="B7B7B7"/>
         </w:rPr>
-        <w:t xml:space="preserve">: </w:t>
-      </w:r>
-      <w:r>
-        <w:rPr>
-          <w:b/>
+        <w:t>(GPT</w:t>
+      </w:r>
+      <w:r>
+        <w:rPr>
+          <w:rFonts w:ascii="Arial" w:eastAsia="Arial" w:hAnsi="Arial" w:cs="Cambria Math"/>
+          <w:sz w:val="18"/>
+          <w:szCs w:val="14"/>
+          <w:highlight w:val="lightGray"/>
           <w:shd w:val="clear" w:color="auto" w:fill="B7B7B7"/>
         </w:rPr>
-        <w:t xml:space="preserve">Chatgot </w:t>
-      </w:r>
-      <w:r>
-        <w:rPr>
-          <w:b/>
-          <w:sz w:val="14"/>
+        <w:t>‑</w:t>
+      </w:r>
+      <w:r>
+        <w:rPr>
+          <w:rFonts w:ascii="Arial" w:eastAsia="Arial" w:hAnsi="Arial"/>
+          <w:sz w:val="18"/>
           <w:szCs w:val="14"/>
-          <w:shd w:val="clear" w:color="auto" w:fill="B7B7B7"/>
-        </w:rPr>
-        <w:t>(GPT</w:t>
-      </w:r>
-      <w:r>
-        <w:rPr>
-          <w:rFonts w:ascii="Cambria Math" w:hAnsi="Cambria Math" w:cs="Cambria Math"/>
-          <w:b/>
-          <w:sz w:val="14"/>
-          <w:szCs w:val="14"/>
-          <w:shd w:val="clear" w:color="auto" w:fill="B7B7B7"/>
-        </w:rPr>
-        <w:t>‑</w:t>
-      </w:r>
-      <w:r>
-        <w:rPr>
-          <w:b/>
-          <w:sz w:val="14"/>
-          <w:szCs w:val="14"/>
+          <w:highlight w:val="lightGray"/>
           <w:shd w:val="clear" w:color="auto" w:fill="B7B7B7"/>
         </w:rPr>
         <w:t>5 Mini) at [8/17/2025]</w:t>
@@ -607,7 +584,7 @@
           <w:ilvl w:val="0"/>
           <w:numId w:val="12"/>
         </w:numPr>
-        <w:spacing w:before="240"/>
+        <w:spacing w:before="240" w:after="0" w:line="276" w:lineRule="auto"/>
       </w:pPr>
       <w:r>
         <w:rPr>
@@ -641,7 +618,7 @@
           <w:ilvl w:val="0"/>
           <w:numId w:val="12"/>
         </w:numPr>
-        <w:spacing w:after="240"/>
+        <w:spacing w:after="240" w:line="276" w:lineRule="auto"/>
         <w:rPr>
           <w:rFonts w:ascii="Roboto Mono" w:eastAsia="Roboto Mono" w:hAnsi="Roboto Mono" w:cs="Roboto Mono"/>
         </w:rPr>
@@ -679,7 +656,7 @@
           <w:ilvl w:val="0"/>
           <w:numId w:val="16"/>
         </w:numPr>
-        <w:spacing w:before="240"/>
+        <w:spacing w:before="240" w:after="0" w:line="276" w:lineRule="auto"/>
         <w:rPr>
           <w:rFonts w:ascii="Roboto Mono" w:eastAsia="Roboto Mono" w:hAnsi="Roboto Mono" w:cs="Roboto Mono"/>
         </w:rPr>
@@ -703,7 +680,7 @@
           <w:ilvl w:val="0"/>
           <w:numId w:val="16"/>
         </w:numPr>
-        <w:spacing w:after="240"/>
+        <w:spacing w:after="240" w:line="276" w:lineRule="auto"/>
         <w:rPr>
           <w:rFonts w:ascii="Roboto Mono" w:eastAsia="Roboto Mono" w:hAnsi="Roboto Mono" w:cs="Roboto Mono"/>
         </w:rPr>
@@ -723,7 +700,7 @@
     </w:p>
     <w:p>
       <w:r>
-        <w:pict w14:anchorId="77E427B2">
+        <w:pict w14:anchorId="6FA023BB">
           <v:rect id="_x0000_i1027" style="width:0;height:1.5pt" o:hralign="center" o:hrstd="t" o:hr="t" fillcolor="#a0a0a0" stroked="f"/>
         </w:pict>
       </w:r>
@@ -746,48 +723,39 @@
       </w:pPr>
       <w:r>
         <w:rPr>
-          <w:b/>
+          <w:rFonts w:ascii="Arial" w:eastAsia="Arial" w:hAnsi="Arial"/>
+          <w:sz w:val="18"/>
+          <w:highlight w:val="lightGray"/>
           <w:shd w:val="clear" w:color="auto" w:fill="B7B7B7"/>
         </w:rPr>
-        <w:t># Source</w:t>
-      </w:r>
-      <w:r>
-        <w:rPr>
+        <w:t xml:space="preserve"># Source: Chatgot </w:t>
+      </w:r>
+      <w:r>
+        <w:rPr>
+          <w:rFonts w:ascii="Arial" w:eastAsia="Arial" w:hAnsi="Arial"/>
+          <w:sz w:val="18"/>
+          <w:szCs w:val="14"/>
+          <w:highlight w:val="lightGray"/>
           <w:shd w:val="clear" w:color="auto" w:fill="B7B7B7"/>
         </w:rPr>
-        <w:t xml:space="preserve">: </w:t>
-      </w:r>
-      <w:r>
-        <w:rPr>
-          <w:b/>
+        <w:t>(GPT</w:t>
+      </w:r>
+      <w:r>
+        <w:rPr>
+          <w:rFonts w:ascii="Arial" w:eastAsia="Arial" w:hAnsi="Arial" w:cs="Cambria Math"/>
+          <w:sz w:val="18"/>
+          <w:szCs w:val="14"/>
+          <w:highlight w:val="lightGray"/>
           <w:shd w:val="clear" w:color="auto" w:fill="B7B7B7"/>
         </w:rPr>
-        <w:t xml:space="preserve">Chatgot </w:t>
-      </w:r>
-      <w:r>
-        <w:rPr>
-          <w:b/>
-          <w:sz w:val="14"/>
+        <w:t>‑</w:t>
+      </w:r>
+      <w:r>
+        <w:rPr>
+          <w:rFonts w:ascii="Arial" w:eastAsia="Arial" w:hAnsi="Arial"/>
+          <w:sz w:val="18"/>
           <w:szCs w:val="14"/>
-          <w:shd w:val="clear" w:color="auto" w:fill="B7B7B7"/>
-        </w:rPr>
-        <w:t>(GPT</w:t>
-      </w:r>
-      <w:r>
-        <w:rPr>
-          <w:rFonts w:ascii="Cambria Math" w:hAnsi="Cambria Math" w:cs="Cambria Math"/>
-          <w:b/>
-          <w:sz w:val="14"/>
-          <w:szCs w:val="14"/>
-          <w:shd w:val="clear" w:color="auto" w:fill="B7B7B7"/>
-        </w:rPr>
-        <w:t>‑</w:t>
-      </w:r>
-      <w:r>
-        <w:rPr>
-          <w:b/>
-          <w:sz w:val="14"/>
-          <w:szCs w:val="14"/>
+          <w:highlight w:val="lightGray"/>
           <w:shd w:val="clear" w:color="auto" w:fill="B7B7B7"/>
         </w:rPr>
         <w:t>5 Mini) at [8/17/2025]</w:t>
@@ -826,7 +794,7 @@
           <w:ilvl w:val="0"/>
           <w:numId w:val="7"/>
         </w:numPr>
-        <w:spacing w:before="240"/>
+        <w:spacing w:before="240" w:after="0" w:line="276" w:lineRule="auto"/>
       </w:pPr>
       <w:r>
         <w:rPr>
@@ -854,6 +822,7 @@
           <w:ilvl w:val="0"/>
           <w:numId w:val="7"/>
         </w:numPr>
+        <w:spacing w:after="0" w:line="276" w:lineRule="auto"/>
       </w:pPr>
       <w:r>
         <w:rPr>
@@ -881,14 +850,13 @@
           <w:ilvl w:val="0"/>
           <w:numId w:val="7"/>
         </w:numPr>
-        <w:spacing w:after="240"/>
+        <w:spacing w:after="240" w:line="276" w:lineRule="auto"/>
       </w:pPr>
       <w:r>
         <w:rPr>
           <w:rFonts w:ascii="Roboto Mono" w:eastAsia="Roboto Mono" w:hAnsi="Roboto Mono" w:cs="Roboto Mono"/>
           <w:b/>
         </w:rPr>
-        <w:lastRenderedPageBreak/>
         <w:t>P (Pessimistic)</w:t>
       </w:r>
       <w:r>
@@ -931,7 +899,7 @@
           <w:noProof/>
         </w:rPr>
         <w:drawing>
-          <wp:inline distT="114300" distB="114300" distL="114300" distR="114300" wp14:anchorId="7A15A64B" wp14:editId="2B997A5E">
+          <wp:inline distT="114300" distB="114300" distL="114300" distR="114300" wp14:anchorId="080A3F12" wp14:editId="0C223AA2">
             <wp:extent cx="1857375" cy="466725"/>
             <wp:effectExtent l="0" t="0" r="0" b="0"/>
             <wp:docPr id="1" name="image2.png"/>
@@ -1000,7 +968,7 @@
           <w:ilvl w:val="0"/>
           <w:numId w:val="3"/>
         </w:numPr>
-        <w:spacing w:before="240"/>
+        <w:spacing w:before="240" w:after="0" w:line="276" w:lineRule="auto"/>
         <w:rPr>
           <w:rFonts w:ascii="Roboto Mono" w:eastAsia="Roboto Mono" w:hAnsi="Roboto Mono" w:cs="Roboto Mono"/>
         </w:rPr>
@@ -1024,7 +992,7 @@
           <w:ilvl w:val="0"/>
           <w:numId w:val="3"/>
         </w:numPr>
-        <w:spacing w:after="240"/>
+        <w:spacing w:after="240" w:line="276" w:lineRule="auto"/>
       </w:pPr>
       <w:r>
         <w:rPr>
@@ -1049,7 +1017,7 @@
     </w:p>
     <w:p>
       <w:r>
-        <w:pict w14:anchorId="06D3CC8E">
+        <w:pict w14:anchorId="6D87A8E7">
           <v:rect id="_x0000_i1028" style="width:0;height:1.5pt" o:hralign="center" o:hrstd="t" o:hr="t" fillcolor="#a0a0a0" stroked="f"/>
         </w:pict>
       </w:r>
@@ -1072,1029 +1040,975 @@
       </w:pPr>
       <w:r>
         <w:rPr>
+          <w:rFonts w:ascii="Arial" w:eastAsia="Arial" w:hAnsi="Arial"/>
+          <w:sz w:val="18"/>
+          <w:highlight w:val="lightGray"/>
+          <w:shd w:val="clear" w:color="auto" w:fill="B7B7B7"/>
+        </w:rPr>
+        <w:t xml:space="preserve"># Source: Chatgot </w:t>
+      </w:r>
+      <w:r>
+        <w:rPr>
+          <w:rFonts w:ascii="Arial" w:eastAsia="Arial" w:hAnsi="Arial"/>
+          <w:sz w:val="18"/>
+          <w:szCs w:val="14"/>
+          <w:highlight w:val="lightGray"/>
+          <w:shd w:val="clear" w:color="auto" w:fill="B7B7B7"/>
+        </w:rPr>
+        <w:t>(GPT</w:t>
+      </w:r>
+      <w:r>
+        <w:rPr>
+          <w:rFonts w:ascii="Arial" w:eastAsia="Arial" w:hAnsi="Arial" w:cs="Cambria Math"/>
+          <w:sz w:val="18"/>
+          <w:szCs w:val="14"/>
+          <w:highlight w:val="lightGray"/>
+          <w:shd w:val="clear" w:color="auto" w:fill="B7B7B7"/>
+        </w:rPr>
+        <w:t>‑</w:t>
+      </w:r>
+      <w:r>
+        <w:rPr>
+          <w:rFonts w:ascii="Arial" w:eastAsia="Arial" w:hAnsi="Arial"/>
+          <w:sz w:val="18"/>
+          <w:szCs w:val="14"/>
+          <w:highlight w:val="lightGray"/>
+          <w:shd w:val="clear" w:color="auto" w:fill="B7B7B7"/>
+        </w:rPr>
+        <w:t>5 Mini) at [8/17/2025]</w:t>
+      </w:r>
+    </w:p>
+    <w:p>
+      <w:pPr>
+        <w:numPr>
+          <w:ilvl w:val="0"/>
+          <w:numId w:val="14"/>
+        </w:numPr>
+        <w:spacing w:before="240" w:after="0" w:line="276" w:lineRule="auto"/>
+      </w:pPr>
+      <w:r>
+        <w:rPr>
+          <w:rFonts w:ascii="Roboto Mono" w:eastAsia="Roboto Mono" w:hAnsi="Roboto Mono" w:cs="Roboto Mono"/>
+        </w:rPr>
+        <w:t xml:space="preserve">Estimates effort based on </w:t>
+      </w:r>
+      <w:r>
+        <w:rPr>
+          <w:rFonts w:ascii="Roboto Mono" w:eastAsia="Roboto Mono" w:hAnsi="Roboto Mono" w:cs="Roboto Mono"/>
           <w:b/>
+        </w:rPr>
+        <w:t>functionality size</w:t>
+      </w:r>
+      <w:r>
+        <w:rPr>
+          <w:rFonts w:ascii="Roboto Mono" w:eastAsia="Roboto Mono" w:hAnsi="Roboto Mono" w:cs="Roboto Mono"/>
+        </w:rPr>
+        <w:t xml:space="preserve"> (inputs, outputs, user interactions, files, etc.).</w:t>
+      </w:r>
+      <w:r>
+        <w:rPr>
+          <w:rFonts w:ascii="Roboto Mono" w:eastAsia="Roboto Mono" w:hAnsi="Roboto Mono" w:cs="Roboto Mono"/>
+        </w:rPr>
+        <w:br/>
+      </w:r>
+    </w:p>
+    <w:p>
+      <w:pPr>
+        <w:numPr>
+          <w:ilvl w:val="0"/>
+          <w:numId w:val="14"/>
+        </w:numPr>
+        <w:spacing w:after="240" w:line="276" w:lineRule="auto"/>
+        <w:rPr>
+          <w:rFonts w:ascii="Roboto Mono" w:eastAsia="Roboto Mono" w:hAnsi="Roboto Mono" w:cs="Roboto Mono"/>
+        </w:rPr>
+      </w:pPr>
+      <w:r>
+        <w:rPr>
+          <w:rFonts w:ascii="Nova Mono" w:eastAsia="Nova Mono" w:hAnsi="Nova Mono" w:cs="Nova Mono"/>
+        </w:rPr>
+        <w:t>More functionality → more testing effort.</w:t>
+      </w:r>
+      <w:r>
+        <w:rPr>
+          <w:rFonts w:ascii="Nova Mono" w:eastAsia="Nova Mono" w:hAnsi="Nova Mono" w:cs="Nova Mono"/>
+        </w:rPr>
+        <w:br/>
+      </w:r>
+    </w:p>
+    <w:p>
+      <w:pPr>
+        <w:spacing w:before="240" w:after="240"/>
+        <w:rPr>
+          <w:rFonts w:ascii="Roboto Mono" w:eastAsia="Roboto Mono" w:hAnsi="Roboto Mono" w:cs="Roboto Mono"/>
+        </w:rPr>
+      </w:pPr>
+      <w:r>
+        <w:rPr>
+          <w:rFonts w:ascii="Arial Unicode MS" w:eastAsia="Arial Unicode MS" w:hAnsi="Arial Unicode MS" w:cs="Arial Unicode MS"/>
+        </w:rPr>
+        <w:t>✅ Example:</w:t>
+      </w:r>
+    </w:p>
+    <w:p>
+      <w:pPr>
+        <w:numPr>
+          <w:ilvl w:val="0"/>
+          <w:numId w:val="6"/>
+        </w:numPr>
+        <w:spacing w:before="240" w:after="0" w:line="276" w:lineRule="auto"/>
+        <w:rPr>
+          <w:rFonts w:ascii="Roboto Mono" w:eastAsia="Roboto Mono" w:hAnsi="Roboto Mono" w:cs="Roboto Mono"/>
+        </w:rPr>
+      </w:pPr>
+      <w:r>
+        <w:rPr>
+          <w:rFonts w:ascii="Roboto Mono" w:eastAsia="Roboto Mono" w:hAnsi="Roboto Mono" w:cs="Roboto Mono"/>
+        </w:rPr>
+        <w:t>Login (5 pts), Payment (10 pts), Reporting (15 pts).</w:t>
+      </w:r>
+      <w:r>
+        <w:rPr>
+          <w:rFonts w:ascii="Roboto Mono" w:eastAsia="Roboto Mono" w:hAnsi="Roboto Mono" w:cs="Roboto Mono"/>
+        </w:rPr>
+        <w:br/>
+      </w:r>
+    </w:p>
+    <w:p>
+      <w:pPr>
+        <w:numPr>
+          <w:ilvl w:val="0"/>
+          <w:numId w:val="6"/>
+        </w:numPr>
+        <w:spacing w:after="240" w:line="276" w:lineRule="auto"/>
+      </w:pPr>
+      <w:r>
+        <w:rPr>
+          <w:rFonts w:ascii="Nova Mono" w:eastAsia="Nova Mono" w:hAnsi="Nova Mono" w:cs="Nova Mono"/>
+        </w:rPr>
+        <w:t>Total = 30 Function Points → 3 hrs per FP = 90 hrs testing.</w:t>
+      </w:r>
+      <w:r>
+        <w:br/>
+      </w:r>
+    </w:p>
+    <w:p>
+      <w:r>
+        <w:pict w14:anchorId="08679C62">
+          <v:rect id="_x0000_i1029" style="width:0;height:1.5pt" o:hralign="center" o:hrstd="t" o:hr="t" fillcolor="#a0a0a0" stroked="f"/>
+        </w:pict>
+      </w:r>
+    </w:p>
+    <w:p>
+      <w:pPr>
+        <w:pStyle w:val="Heading3"/>
+        <w:keepNext w:val="0"/>
+        <w:keepLines w:val="0"/>
+      </w:pPr>
+      <w:bookmarkStart w:id="7" w:name="_g0ufor9dpymj" w:colFirst="0" w:colLast="0"/>
+      <w:bookmarkEnd w:id="7"/>
+      <w:r>
+        <w:t>5. Use Case Point (UCP)</w:t>
+      </w:r>
+    </w:p>
+    <w:p>
+      <w:pPr>
+        <w:spacing w:before="240" w:after="240"/>
+      </w:pPr>
+      <w:r>
+        <w:rPr>
+          <w:rFonts w:ascii="Arial" w:eastAsia="Arial" w:hAnsi="Arial"/>
+          <w:sz w:val="18"/>
+          <w:highlight w:val="lightGray"/>
           <w:shd w:val="clear" w:color="auto" w:fill="B7B7B7"/>
         </w:rPr>
-        <w:t># Source</w:t>
-      </w:r>
-      <w:r>
-        <w:rPr>
+        <w:t xml:space="preserve"># Source: Chatgot </w:t>
+      </w:r>
+      <w:r>
+        <w:rPr>
+          <w:rFonts w:ascii="Arial" w:eastAsia="Arial" w:hAnsi="Arial"/>
+          <w:sz w:val="18"/>
+          <w:szCs w:val="14"/>
+          <w:highlight w:val="lightGray"/>
           <w:shd w:val="clear" w:color="auto" w:fill="B7B7B7"/>
         </w:rPr>
-        <w:t xml:space="preserve">: </w:t>
-      </w:r>
-      <w:r>
-        <w:rPr>
+        <w:t>(GPT</w:t>
+      </w:r>
+      <w:r>
+        <w:rPr>
+          <w:rFonts w:ascii="Arial" w:eastAsia="Arial" w:hAnsi="Arial" w:cs="Cambria Math"/>
+          <w:sz w:val="18"/>
+          <w:szCs w:val="14"/>
+          <w:highlight w:val="lightGray"/>
+          <w:shd w:val="clear" w:color="auto" w:fill="B7B7B7"/>
+        </w:rPr>
+        <w:t>‑</w:t>
+      </w:r>
+      <w:r>
+        <w:rPr>
+          <w:rFonts w:ascii="Arial" w:eastAsia="Arial" w:hAnsi="Arial"/>
+          <w:sz w:val="18"/>
+          <w:szCs w:val="14"/>
+          <w:highlight w:val="lightGray"/>
+          <w:shd w:val="clear" w:color="auto" w:fill="B7B7B7"/>
+        </w:rPr>
+        <w:t>5 Mini) at [8/17/2025]</w:t>
+      </w:r>
+    </w:p>
+    <w:p>
+      <w:pPr>
+        <w:numPr>
+          <w:ilvl w:val="0"/>
+          <w:numId w:val="4"/>
+        </w:numPr>
+        <w:spacing w:before="240" w:after="0" w:line="276" w:lineRule="auto"/>
+      </w:pPr>
+      <w:r>
+        <w:rPr>
+          <w:rFonts w:ascii="Roboto Mono" w:eastAsia="Roboto Mono" w:hAnsi="Roboto Mono" w:cs="Roboto Mono"/>
+        </w:rPr>
+        <w:t xml:space="preserve">Similar to FPA but based on </w:t>
+      </w:r>
+      <w:r>
+        <w:rPr>
+          <w:rFonts w:ascii="Roboto Mono" w:eastAsia="Roboto Mono" w:hAnsi="Roboto Mono" w:cs="Roboto Mono"/>
           <w:b/>
+        </w:rPr>
+        <w:t>use cases</w:t>
+      </w:r>
+      <w:r>
+        <w:rPr>
+          <w:rFonts w:ascii="Roboto Mono" w:eastAsia="Roboto Mono" w:hAnsi="Roboto Mono" w:cs="Roboto Mono"/>
+        </w:rPr>
+        <w:t>.</w:t>
+      </w:r>
+      <w:r>
+        <w:rPr>
+          <w:rFonts w:ascii="Roboto Mono" w:eastAsia="Roboto Mono" w:hAnsi="Roboto Mono" w:cs="Roboto Mono"/>
+        </w:rPr>
+        <w:br/>
+      </w:r>
+    </w:p>
+    <w:p>
+      <w:pPr>
+        <w:numPr>
+          <w:ilvl w:val="0"/>
+          <w:numId w:val="4"/>
+        </w:numPr>
+        <w:spacing w:after="240" w:line="276" w:lineRule="auto"/>
+        <w:rPr>
+          <w:rFonts w:ascii="Roboto Mono" w:eastAsia="Roboto Mono" w:hAnsi="Roboto Mono" w:cs="Roboto Mono"/>
+        </w:rPr>
+      </w:pPr>
+      <w:r>
+        <w:rPr>
+          <w:rFonts w:ascii="Roboto Mono" w:eastAsia="Roboto Mono" w:hAnsi="Roboto Mono" w:cs="Roboto Mono"/>
+        </w:rPr>
+        <w:t>Factors in complexity of actors &amp; transactions.</w:t>
+      </w:r>
+      <w:r>
+        <w:rPr>
+          <w:rFonts w:ascii="Roboto Mono" w:eastAsia="Roboto Mono" w:hAnsi="Roboto Mono" w:cs="Roboto Mono"/>
+        </w:rPr>
+        <w:br/>
+      </w:r>
+    </w:p>
+    <w:p>
+      <w:pPr>
+        <w:spacing w:before="240" w:after="240"/>
+        <w:rPr>
+          <w:rFonts w:ascii="Roboto Mono" w:eastAsia="Roboto Mono" w:hAnsi="Roboto Mono" w:cs="Roboto Mono"/>
+        </w:rPr>
+      </w:pPr>
+      <w:r>
+        <w:rPr>
+          <w:rFonts w:ascii="Arial Unicode MS" w:eastAsia="Arial Unicode MS" w:hAnsi="Arial Unicode MS" w:cs="Arial Unicode MS"/>
+        </w:rPr>
+        <w:t>✅ Example:</w:t>
+      </w:r>
+    </w:p>
+    <w:p>
+      <w:pPr>
+        <w:numPr>
+          <w:ilvl w:val="0"/>
+          <w:numId w:val="2"/>
+        </w:numPr>
+        <w:spacing w:before="240" w:after="0" w:line="276" w:lineRule="auto"/>
+        <w:rPr>
+          <w:rFonts w:ascii="Roboto Mono" w:eastAsia="Roboto Mono" w:hAnsi="Roboto Mono" w:cs="Roboto Mono"/>
+        </w:rPr>
+      </w:pPr>
+      <w:r>
+        <w:rPr>
+          <w:rFonts w:ascii="Roboto Mono" w:eastAsia="Roboto Mono" w:hAnsi="Roboto Mono" w:cs="Roboto Mono"/>
+        </w:rPr>
+        <w:t>Simple Actor = 1 pt, Complex Actor = 3 pts.</w:t>
+      </w:r>
+      <w:r>
+        <w:rPr>
+          <w:rFonts w:ascii="Roboto Mono" w:eastAsia="Roboto Mono" w:hAnsi="Roboto Mono" w:cs="Roboto Mono"/>
+        </w:rPr>
+        <w:br/>
+      </w:r>
+    </w:p>
+    <w:p>
+      <w:pPr>
+        <w:numPr>
+          <w:ilvl w:val="0"/>
+          <w:numId w:val="2"/>
+        </w:numPr>
+        <w:spacing w:after="0" w:line="276" w:lineRule="auto"/>
+        <w:rPr>
+          <w:rFonts w:ascii="Roboto Mono" w:eastAsia="Roboto Mono" w:hAnsi="Roboto Mono" w:cs="Roboto Mono"/>
+        </w:rPr>
+      </w:pPr>
+      <w:r>
+        <w:rPr>
+          <w:rFonts w:ascii="Roboto Mono" w:eastAsia="Roboto Mono" w:hAnsi="Roboto Mono" w:cs="Roboto Mono"/>
+        </w:rPr>
+        <w:t>Simple Use Case = 5 pts, Complex Use Case = 15 pts.</w:t>
+      </w:r>
+      <w:r>
+        <w:rPr>
+          <w:rFonts w:ascii="Roboto Mono" w:eastAsia="Roboto Mono" w:hAnsi="Roboto Mono" w:cs="Roboto Mono"/>
+        </w:rPr>
+        <w:br/>
+      </w:r>
+    </w:p>
+    <w:p>
+      <w:pPr>
+        <w:numPr>
+          <w:ilvl w:val="0"/>
+          <w:numId w:val="2"/>
+        </w:numPr>
+        <w:spacing w:after="240" w:line="276" w:lineRule="auto"/>
+        <w:rPr>
+          <w:rFonts w:ascii="Roboto Mono" w:eastAsia="Roboto Mono" w:hAnsi="Roboto Mono" w:cs="Roboto Mono"/>
+        </w:rPr>
+      </w:pPr>
+      <w:r>
+        <w:rPr>
+          <w:rFonts w:ascii="Nova Mono" w:eastAsia="Nova Mono" w:hAnsi="Nova Mono" w:cs="Nova Mono"/>
+        </w:rPr>
+        <w:t>Multiply by productivity factor → final estimate.</w:t>
+      </w:r>
+      <w:r>
+        <w:rPr>
+          <w:rFonts w:ascii="Nova Mono" w:eastAsia="Nova Mono" w:hAnsi="Nova Mono" w:cs="Nova Mono"/>
+        </w:rPr>
+        <w:br/>
+      </w:r>
+    </w:p>
+    <w:p>
+      <w:r>
+        <w:pict w14:anchorId="09E715D3">
+          <v:rect id="_x0000_i1030" style="width:0;height:1.5pt" o:hralign="center" o:hrstd="t" o:hr="t" fillcolor="#a0a0a0" stroked="f"/>
+        </w:pict>
+      </w:r>
+    </w:p>
+    <w:p>
+      <w:pPr>
+        <w:pStyle w:val="Heading3"/>
+        <w:keepNext w:val="0"/>
+        <w:keepLines w:val="0"/>
+      </w:pPr>
+      <w:bookmarkStart w:id="8" w:name="_3pokene4t414" w:colFirst="0" w:colLast="0"/>
+      <w:bookmarkEnd w:id="8"/>
+      <w:r>
+        <w:t>6. Test Point Analysis</w:t>
+      </w:r>
+    </w:p>
+    <w:p>
+      <w:pPr>
+        <w:spacing w:before="240" w:after="240"/>
+      </w:pPr>
+      <w:r>
+        <w:rPr>
+          <w:rFonts w:ascii="Arial" w:eastAsia="Arial" w:hAnsi="Arial"/>
+          <w:sz w:val="18"/>
+          <w:highlight w:val="lightGray"/>
           <w:shd w:val="clear" w:color="auto" w:fill="B7B7B7"/>
         </w:rPr>
-        <w:t xml:space="preserve">Chatgot </w:t>
-      </w:r>
-      <w:r>
+        <w:t xml:space="preserve"># Source: Chatgot </w:t>
+      </w:r>
+      <w:r>
+        <w:rPr>
+          <w:rFonts w:ascii="Arial" w:eastAsia="Arial" w:hAnsi="Arial"/>
+          <w:sz w:val="18"/>
+          <w:szCs w:val="14"/>
+          <w:highlight w:val="lightGray"/>
+          <w:shd w:val="clear" w:color="auto" w:fill="B7B7B7"/>
+        </w:rPr>
+        <w:t>(GPT</w:t>
+      </w:r>
+      <w:r>
+        <w:rPr>
+          <w:rFonts w:ascii="Arial" w:eastAsia="Arial" w:hAnsi="Arial" w:cs="Cambria Math"/>
+          <w:sz w:val="18"/>
+          <w:szCs w:val="14"/>
+          <w:highlight w:val="lightGray"/>
+          <w:shd w:val="clear" w:color="auto" w:fill="B7B7B7"/>
+        </w:rPr>
+        <w:t>‑</w:t>
+      </w:r>
+      <w:r>
+        <w:rPr>
+          <w:rFonts w:ascii="Arial" w:eastAsia="Arial" w:hAnsi="Arial"/>
+          <w:sz w:val="18"/>
+          <w:szCs w:val="14"/>
+          <w:highlight w:val="lightGray"/>
+          <w:shd w:val="clear" w:color="auto" w:fill="B7B7B7"/>
+        </w:rPr>
+        <w:t>5 Mini) at [8/17/2025]</w:t>
+      </w:r>
+    </w:p>
+    <w:p>
+      <w:pPr>
+        <w:numPr>
+          <w:ilvl w:val="0"/>
+          <w:numId w:val="11"/>
+        </w:numPr>
+        <w:spacing w:before="240" w:after="0" w:line="276" w:lineRule="auto"/>
+      </w:pPr>
+      <w:r>
+        <w:rPr>
+          <w:rFonts w:ascii="Roboto Mono" w:eastAsia="Roboto Mono" w:hAnsi="Roboto Mono" w:cs="Roboto Mono"/>
+        </w:rPr>
+        <w:t xml:space="preserve">Special for </w:t>
+      </w:r>
+      <w:r>
+        <w:rPr>
+          <w:rFonts w:ascii="Roboto Mono" w:eastAsia="Roboto Mono" w:hAnsi="Roboto Mono" w:cs="Roboto Mono"/>
+          <w:b/>
+        </w:rPr>
+        <w:t>test cases</w:t>
+      </w:r>
+      <w:r>
+        <w:rPr>
+          <w:rFonts w:ascii="Roboto Mono" w:eastAsia="Roboto Mono" w:hAnsi="Roboto Mono" w:cs="Roboto Mono"/>
+        </w:rPr>
+        <w:t>.</w:t>
+      </w:r>
+      <w:r>
+        <w:rPr>
+          <w:rFonts w:ascii="Roboto Mono" w:eastAsia="Roboto Mono" w:hAnsi="Roboto Mono" w:cs="Roboto Mono"/>
+        </w:rPr>
+        <w:br/>
+      </w:r>
+    </w:p>
+    <w:p>
+      <w:pPr>
+        <w:numPr>
+          <w:ilvl w:val="0"/>
+          <w:numId w:val="11"/>
+        </w:numPr>
+        <w:spacing w:after="240" w:line="276" w:lineRule="auto"/>
+      </w:pPr>
+      <w:r>
+        <w:rPr>
+          <w:rFonts w:ascii="Roboto Mono" w:eastAsia="Roboto Mono" w:hAnsi="Roboto Mono" w:cs="Roboto Mono"/>
+        </w:rPr>
+        <w:t xml:space="preserve">Effort is based on </w:t>
+      </w:r>
+      <w:r>
+        <w:rPr>
+          <w:rFonts w:ascii="Roboto Mono" w:eastAsia="Roboto Mono" w:hAnsi="Roboto Mono" w:cs="Roboto Mono"/>
+          <w:b/>
+        </w:rPr>
+        <w:t>number of test cases × complexity factor</w:t>
+      </w:r>
+      <w:r>
+        <w:rPr>
+          <w:rFonts w:ascii="Roboto Mono" w:eastAsia="Roboto Mono" w:hAnsi="Roboto Mono" w:cs="Roboto Mono"/>
+        </w:rPr>
+        <w:t>.</w:t>
+      </w:r>
+      <w:r>
+        <w:rPr>
+          <w:rFonts w:ascii="Roboto Mono" w:eastAsia="Roboto Mono" w:hAnsi="Roboto Mono" w:cs="Roboto Mono"/>
+        </w:rPr>
+        <w:br/>
+      </w:r>
+    </w:p>
+    <w:p>
+      <w:pPr>
+        <w:spacing w:before="240" w:after="240"/>
+        <w:rPr>
+          <w:rFonts w:ascii="Roboto Mono" w:eastAsia="Roboto Mono" w:hAnsi="Roboto Mono" w:cs="Roboto Mono"/>
+        </w:rPr>
+      </w:pPr>
+      <w:r>
+        <w:rPr>
+          <w:rFonts w:ascii="Arial Unicode MS" w:eastAsia="Arial Unicode MS" w:hAnsi="Arial Unicode MS" w:cs="Arial Unicode MS"/>
+        </w:rPr>
+        <w:t>✅ Example:</w:t>
+      </w:r>
+    </w:p>
+    <w:p>
+      <w:pPr>
+        <w:numPr>
+          <w:ilvl w:val="0"/>
+          <w:numId w:val="8"/>
+        </w:numPr>
+        <w:spacing w:before="240" w:after="0" w:line="276" w:lineRule="auto"/>
+        <w:rPr>
+          <w:rFonts w:ascii="Roboto Mono" w:eastAsia="Roboto Mono" w:hAnsi="Roboto Mono" w:cs="Roboto Mono"/>
+        </w:rPr>
+      </w:pPr>
+      <w:r>
+        <w:rPr>
+          <w:rFonts w:ascii="Roboto Mono" w:eastAsia="Roboto Mono" w:hAnsi="Roboto Mono" w:cs="Roboto Mono"/>
+        </w:rPr>
+        <w:t>100 test cases × 1 hr each = 100 hrs.</w:t>
+      </w:r>
+      <w:r>
+        <w:rPr>
+          <w:rFonts w:ascii="Roboto Mono" w:eastAsia="Roboto Mono" w:hAnsi="Roboto Mono" w:cs="Roboto Mono"/>
+        </w:rPr>
+        <w:br/>
+      </w:r>
+    </w:p>
+    <w:p>
+      <w:pPr>
+        <w:numPr>
+          <w:ilvl w:val="0"/>
+          <w:numId w:val="8"/>
+        </w:numPr>
+        <w:spacing w:after="0" w:line="276" w:lineRule="auto"/>
+        <w:rPr>
+          <w:rFonts w:ascii="Roboto Mono" w:eastAsia="Roboto Mono" w:hAnsi="Roboto Mono" w:cs="Roboto Mono"/>
+        </w:rPr>
+      </w:pPr>
+      <w:r>
+        <w:rPr>
+          <w:rFonts w:ascii="Nova Mono" w:eastAsia="Nova Mono" w:hAnsi="Nova Mono" w:cs="Nova Mono"/>
+        </w:rPr>
+        <w:t>If 20% are complex → +20 hrs.</w:t>
+      </w:r>
+      <w:r>
+        <w:rPr>
+          <w:rFonts w:ascii="Nova Mono" w:eastAsia="Nova Mono" w:hAnsi="Nova Mono" w:cs="Nova Mono"/>
+        </w:rPr>
+        <w:br/>
+      </w:r>
+    </w:p>
+    <w:p>
+      <w:pPr>
+        <w:numPr>
+          <w:ilvl w:val="0"/>
+          <w:numId w:val="8"/>
+        </w:numPr>
+        <w:spacing w:after="240" w:line="276" w:lineRule="auto"/>
+        <w:rPr>
+          <w:rFonts w:ascii="Roboto Mono" w:eastAsia="Roboto Mono" w:hAnsi="Roboto Mono" w:cs="Roboto Mono"/>
+        </w:rPr>
+      </w:pPr>
+      <w:r>
+        <w:rPr>
+          <w:rFonts w:ascii="Roboto Mono" w:eastAsia="Roboto Mono" w:hAnsi="Roboto Mono" w:cs="Roboto Mono"/>
+          <w:b/>
+        </w:rPr>
+        <w:t>Total = 120 hrs.</w:t>
+      </w:r>
+      <w:r>
+        <w:rPr>
+          <w:rFonts w:ascii="Roboto Mono" w:eastAsia="Roboto Mono" w:hAnsi="Roboto Mono" w:cs="Roboto Mono"/>
+          <w:b/>
+        </w:rPr>
+        <w:br/>
+      </w:r>
+    </w:p>
+    <w:p>
+      <w:r>
+        <w:pict w14:anchorId="013CF84D">
+          <v:rect id="_x0000_i1031" style="width:0;height:1.5pt" o:hralign="center" o:hrstd="t" o:hr="t" fillcolor="#a0a0a0" stroked="f"/>
+        </w:pict>
+      </w:r>
+    </w:p>
+    <w:p>
+      <w:pPr>
+        <w:pStyle w:val="Heading3"/>
+        <w:keepNext w:val="0"/>
+        <w:keepLines w:val="0"/>
+      </w:pPr>
+      <w:bookmarkStart w:id="9" w:name="_kkjqi1k5vtmf" w:colFirst="0" w:colLast="0"/>
+      <w:bookmarkEnd w:id="9"/>
+      <w:r>
+        <w:t>7. Wideband Delphi Technique</w:t>
+      </w:r>
+    </w:p>
+    <w:p>
+      <w:pPr>
+        <w:spacing w:before="240" w:after="240"/>
+      </w:pPr>
+      <w:r>
+        <w:rPr>
+          <w:rFonts w:ascii="Arial" w:eastAsia="Arial" w:hAnsi="Arial"/>
+          <w:sz w:val="18"/>
+          <w:highlight w:val="lightGray"/>
+          <w:shd w:val="clear" w:color="auto" w:fill="B7B7B7"/>
+        </w:rPr>
+        <w:t xml:space="preserve"># Source: Chatgot </w:t>
+      </w:r>
+      <w:r>
+        <w:rPr>
+          <w:rFonts w:ascii="Arial" w:eastAsia="Arial" w:hAnsi="Arial"/>
+          <w:sz w:val="18"/>
+          <w:szCs w:val="14"/>
+          <w:highlight w:val="lightGray"/>
+          <w:shd w:val="clear" w:color="auto" w:fill="B7B7B7"/>
+        </w:rPr>
+        <w:t>(GPT</w:t>
+      </w:r>
+      <w:r>
+        <w:rPr>
+          <w:rFonts w:ascii="Arial" w:eastAsia="Arial" w:hAnsi="Arial" w:cs="Cambria Math"/>
+          <w:sz w:val="18"/>
+          <w:szCs w:val="14"/>
+          <w:highlight w:val="lightGray"/>
+          <w:shd w:val="clear" w:color="auto" w:fill="B7B7B7"/>
+        </w:rPr>
+        <w:t>‑</w:t>
+      </w:r>
+      <w:r>
+        <w:rPr>
+          <w:rFonts w:ascii="Arial" w:eastAsia="Arial" w:hAnsi="Arial"/>
+          <w:sz w:val="18"/>
+          <w:szCs w:val="14"/>
+          <w:highlight w:val="lightGray"/>
+          <w:shd w:val="clear" w:color="auto" w:fill="B7B7B7"/>
+        </w:rPr>
+        <w:t>5 Mini) at [8/17/2025]</w:t>
+      </w:r>
+    </w:p>
+    <w:p>
+      <w:pPr>
+        <w:numPr>
+          <w:ilvl w:val="0"/>
+          <w:numId w:val="13"/>
+        </w:numPr>
+        <w:spacing w:before="240" w:after="0" w:line="276" w:lineRule="auto"/>
+      </w:pPr>
+      <w:r>
+        <w:rPr>
+          <w:rFonts w:ascii="Roboto Mono" w:eastAsia="Roboto Mono" w:hAnsi="Roboto Mono" w:cs="Roboto Mono"/>
+        </w:rPr>
+        <w:t xml:space="preserve">A group of experts give estimates </w:t>
+      </w:r>
+      <w:r>
+        <w:rPr>
+          <w:rFonts w:ascii="Roboto Mono" w:eastAsia="Roboto Mono" w:hAnsi="Roboto Mono" w:cs="Roboto Mono"/>
+          <w:b/>
+        </w:rPr>
+        <w:t>independently</w:t>
+      </w:r>
+      <w:r>
+        <w:rPr>
+          <w:rFonts w:ascii="Roboto Mono" w:eastAsia="Roboto Mono" w:hAnsi="Roboto Mono" w:cs="Roboto Mono"/>
+        </w:rPr>
+        <w:t>.</w:t>
+      </w:r>
+      <w:r>
+        <w:rPr>
+          <w:rFonts w:ascii="Roboto Mono" w:eastAsia="Roboto Mono" w:hAnsi="Roboto Mono" w:cs="Roboto Mono"/>
+        </w:rPr>
+        <w:br/>
+      </w:r>
+    </w:p>
+    <w:p>
+      <w:pPr>
+        <w:numPr>
+          <w:ilvl w:val="0"/>
+          <w:numId w:val="13"/>
+        </w:numPr>
+        <w:spacing w:after="240" w:line="276" w:lineRule="auto"/>
+        <w:rPr>
+          <w:rFonts w:ascii="Roboto Mono" w:eastAsia="Roboto Mono" w:hAnsi="Roboto Mono" w:cs="Roboto Mono"/>
+        </w:rPr>
+      </w:pPr>
+      <w:r>
+        <w:rPr>
+          <w:rFonts w:ascii="Roboto Mono" w:eastAsia="Roboto Mono" w:hAnsi="Roboto Mono" w:cs="Roboto Mono"/>
+        </w:rPr>
+        <w:t>Then discuss differences and refine until consensus is reached.</w:t>
+      </w:r>
+      <w:r>
+        <w:rPr>
+          <w:rFonts w:ascii="Roboto Mono" w:eastAsia="Roboto Mono" w:hAnsi="Roboto Mono" w:cs="Roboto Mono"/>
+        </w:rPr>
+        <w:br/>
+      </w:r>
+    </w:p>
+    <w:p>
+      <w:pPr>
+        <w:spacing w:before="240" w:after="240"/>
+        <w:rPr>
+          <w:rFonts w:ascii="Roboto Mono" w:eastAsia="Roboto Mono" w:hAnsi="Roboto Mono" w:cs="Roboto Mono"/>
+        </w:rPr>
+      </w:pPr>
+      <w:r>
+        <w:rPr>
+          <w:rFonts w:ascii="Arial Unicode MS" w:eastAsia="Arial Unicode MS" w:hAnsi="Arial Unicode MS" w:cs="Arial Unicode MS"/>
+        </w:rPr>
+        <w:t>✅ Example:</w:t>
+      </w:r>
+    </w:p>
+    <w:p>
+      <w:pPr>
+        <w:numPr>
+          <w:ilvl w:val="0"/>
+          <w:numId w:val="15"/>
+        </w:numPr>
+        <w:spacing w:before="240" w:after="240" w:line="276" w:lineRule="auto"/>
+      </w:pPr>
+      <w:r>
+        <w:rPr>
+          <w:rFonts w:ascii="Nova Mono" w:eastAsia="Nova Mono" w:hAnsi="Nova Mono" w:cs="Nova Mono"/>
+        </w:rPr>
+        <w:t xml:space="preserve">Expert A: 150 hrs, Expert B: 200 hrs, Expert C: 180 hrs → After discussion, agree on </w:t>
+      </w:r>
+      <w:r>
+        <w:rPr>
+          <w:rFonts w:ascii="Roboto Mono" w:eastAsia="Roboto Mono" w:hAnsi="Roboto Mono" w:cs="Roboto Mono"/>
+          <w:b/>
+        </w:rPr>
+        <w:t>185 hrs</w:t>
+      </w:r>
+      <w:r>
+        <w:rPr>
+          <w:rFonts w:ascii="Roboto Mono" w:eastAsia="Roboto Mono" w:hAnsi="Roboto Mono" w:cs="Roboto Mono"/>
+        </w:rPr>
+        <w:t>.</w:t>
+      </w:r>
+      <w:r>
+        <w:rPr>
+          <w:rFonts w:ascii="Roboto Mono" w:eastAsia="Roboto Mono" w:hAnsi="Roboto Mono" w:cs="Roboto Mono"/>
+        </w:rPr>
+        <w:br/>
+      </w:r>
+    </w:p>
+    <w:p>
+      <w:r>
+        <w:pict w14:anchorId="1B0E61BD">
+          <v:rect id="_x0000_i1032" style="width:0;height:1.5pt" o:hralign="center" o:hrstd="t" o:hr="t" fillcolor="#a0a0a0" stroked="f"/>
+        </w:pict>
+      </w:r>
+    </w:p>
+    <w:p>
+      <w:pPr>
+        <w:pStyle w:val="Heading3"/>
+        <w:keepNext w:val="0"/>
+        <w:keepLines w:val="0"/>
+      </w:pPr>
+      <w:bookmarkStart w:id="10" w:name="_l3l77kkiouiz" w:colFirst="0" w:colLast="0"/>
+      <w:bookmarkEnd w:id="10"/>
+      <w:r>
+        <w:t>8. Percentage of Development Effort</w:t>
+      </w:r>
+    </w:p>
+    <w:p>
+      <w:pPr>
+        <w:spacing w:before="240" w:after="240"/>
+      </w:pPr>
+      <w:r>
+        <w:rPr>
+          <w:rFonts w:ascii="Arial" w:eastAsia="Arial" w:hAnsi="Arial"/>
+          <w:sz w:val="18"/>
+          <w:highlight w:val="lightGray"/>
+          <w:shd w:val="clear" w:color="auto" w:fill="B7B7B7"/>
+        </w:rPr>
+        <w:t xml:space="preserve"># Source: Chatgot </w:t>
+      </w:r>
+      <w:r>
+        <w:rPr>
+          <w:rFonts w:ascii="Arial" w:eastAsia="Arial" w:hAnsi="Arial"/>
+          <w:sz w:val="18"/>
+          <w:szCs w:val="14"/>
+          <w:highlight w:val="lightGray"/>
+          <w:shd w:val="clear" w:color="auto" w:fill="B7B7B7"/>
+        </w:rPr>
+        <w:t>(GPT</w:t>
+      </w:r>
+      <w:r>
+        <w:rPr>
+          <w:rFonts w:ascii="Arial" w:eastAsia="Arial" w:hAnsi="Arial" w:cs="Cambria Math"/>
+          <w:sz w:val="18"/>
+          <w:szCs w:val="14"/>
+          <w:highlight w:val="lightGray"/>
+          <w:shd w:val="clear" w:color="auto" w:fill="B7B7B7"/>
+        </w:rPr>
+        <w:t>‑</w:t>
+      </w:r>
+      <w:r>
+        <w:rPr>
+          <w:rFonts w:ascii="Arial" w:eastAsia="Arial" w:hAnsi="Arial"/>
+          <w:sz w:val="18"/>
+          <w:szCs w:val="14"/>
+          <w:highlight w:val="lightGray"/>
+          <w:shd w:val="clear" w:color="auto" w:fill="B7B7B7"/>
+        </w:rPr>
+        <w:t>5 Mini) at [8/17/2025]</w:t>
+      </w:r>
+    </w:p>
+    <w:p>
+      <w:pPr>
+        <w:numPr>
+          <w:ilvl w:val="0"/>
+          <w:numId w:val="1"/>
+        </w:numPr>
+        <w:spacing w:before="240" w:after="240" w:line="276" w:lineRule="auto"/>
+      </w:pPr>
+      <w:r>
+        <w:rPr>
+          <w:rFonts w:ascii="Roboto Mono" w:eastAsia="Roboto Mono" w:hAnsi="Roboto Mono" w:cs="Roboto Mono"/>
+        </w:rPr>
+        <w:t xml:space="preserve">Testing is estimated as a </w:t>
+      </w:r>
+      <w:r>
+        <w:rPr>
+          <w:rFonts w:ascii="Roboto Mono" w:eastAsia="Roboto Mono" w:hAnsi="Roboto Mono" w:cs="Roboto Mono"/>
+          <w:b/>
+        </w:rPr>
+        <w:t>fixed percentage</w:t>
+      </w:r>
+      <w:r>
+        <w:rPr>
+          <w:rFonts w:ascii="Roboto Mono" w:eastAsia="Roboto Mono" w:hAnsi="Roboto Mono" w:cs="Roboto Mono"/>
+        </w:rPr>
+        <w:t xml:space="preserve"> of development time.</w:t>
+      </w:r>
+      <w:r>
+        <w:rPr>
+          <w:rFonts w:ascii="Roboto Mono" w:eastAsia="Roboto Mono" w:hAnsi="Roboto Mono" w:cs="Roboto Mono"/>
+        </w:rPr>
+        <w:br/>
+      </w:r>
+    </w:p>
+    <w:p>
+      <w:pPr>
+        <w:spacing w:before="240" w:after="240"/>
+        <w:rPr>
+          <w:rFonts w:ascii="Roboto Mono" w:eastAsia="Roboto Mono" w:hAnsi="Roboto Mono" w:cs="Roboto Mono"/>
+        </w:rPr>
+      </w:pPr>
+      <w:r>
+        <w:rPr>
+          <w:rFonts w:ascii="Arial Unicode MS" w:eastAsia="Arial Unicode MS" w:hAnsi="Arial Unicode MS" w:cs="Arial Unicode MS"/>
+        </w:rPr>
+        <w:t>✅ Example:</w:t>
+      </w:r>
+    </w:p>
+    <w:p>
+      <w:pPr>
+        <w:numPr>
+          <w:ilvl w:val="0"/>
+          <w:numId w:val="9"/>
+        </w:numPr>
+        <w:spacing w:before="240" w:after="240" w:line="276" w:lineRule="auto"/>
+      </w:pPr>
+      <w:r>
+        <w:rPr>
+          <w:rFonts w:ascii="Nova Mono" w:eastAsia="Nova Mono" w:hAnsi="Nova Mono" w:cs="Nova Mono"/>
+        </w:rPr>
+        <w:t xml:space="preserve">If development = 1000 hrs, testing = 30% → </w:t>
+      </w:r>
+      <w:r>
+        <w:rPr>
+          <w:rFonts w:ascii="Roboto Mono" w:eastAsia="Roboto Mono" w:hAnsi="Roboto Mono" w:cs="Roboto Mono"/>
+          <w:b/>
+        </w:rPr>
+        <w:t>300 hrs</w:t>
+      </w:r>
+      <w:r>
+        <w:rPr>
+          <w:rFonts w:ascii="Roboto Mono" w:eastAsia="Roboto Mono" w:hAnsi="Roboto Mono" w:cs="Roboto Mono"/>
+        </w:rPr>
+        <w:t>.</w:t>
+      </w:r>
+      <w:r>
+        <w:rPr>
+          <w:rFonts w:ascii="Roboto Mono" w:eastAsia="Roboto Mono" w:hAnsi="Roboto Mono" w:cs="Roboto Mono"/>
+        </w:rPr>
+        <w:br/>
+      </w:r>
+    </w:p>
+    <w:p>
+      <w:r>
+        <w:pict w14:anchorId="11C8593E">
+          <v:rect id="_x0000_i1033" style="width:0;height:1.5pt" o:hralign="center" o:hrstd="t" o:hr="t" fillcolor="#a0a0a0" stroked="f"/>
+        </w:pict>
+      </w:r>
+    </w:p>
+    <w:p>
+      <w:pPr>
+        <w:pStyle w:val="Heading2"/>
+        <w:keepNext w:val="0"/>
+        <w:keepLines w:val="0"/>
+        <w:spacing w:before="480"/>
+      </w:pPr>
+      <w:bookmarkStart w:id="11" w:name="_cm7w393aj1zs" w:colFirst="0" w:colLast="0"/>
+      <w:bookmarkEnd w:id="11"/>
+      <w:r>
+        <w:t>📊 Comparison of Estimation Techniques</w:t>
+      </w:r>
+    </w:p>
+    <w:p>
+      <w:pPr>
+        <w:spacing w:before="240" w:after="240"/>
         <w:rPr>
           <w:b/>
           <w:sz w:val="14"/>
           <w:szCs w:val="14"/>
           <w:shd w:val="clear" w:color="auto" w:fill="B7B7B7"/>
         </w:rPr>
+      </w:pPr>
+      <w:r>
+        <w:rPr>
+          <w:rFonts w:ascii="Arial" w:eastAsia="Arial" w:hAnsi="Arial"/>
+          <w:sz w:val="18"/>
+          <w:highlight w:val="lightGray"/>
+          <w:shd w:val="clear" w:color="auto" w:fill="B7B7B7"/>
+        </w:rPr>
+        <w:t xml:space="preserve"># Source: Chatgot </w:t>
+      </w:r>
+      <w:r>
+        <w:rPr>
+          <w:rFonts w:ascii="Arial" w:eastAsia="Arial" w:hAnsi="Arial"/>
+          <w:sz w:val="18"/>
+          <w:szCs w:val="14"/>
+          <w:highlight w:val="lightGray"/>
+          <w:shd w:val="clear" w:color="auto" w:fill="B7B7B7"/>
+        </w:rPr>
         <w:t>(GPT</w:t>
       </w:r>
       <w:r>
         <w:rPr>
-          <w:rFonts w:ascii="Cambria Math" w:hAnsi="Cambria Math" w:cs="Cambria Math"/>
-          <w:b/>
-          <w:sz w:val="14"/>
+          <w:rFonts w:ascii="Arial" w:eastAsia="Arial" w:hAnsi="Arial" w:cs="Cambria Math"/>
+          <w:sz w:val="18"/>
           <w:szCs w:val="14"/>
+          <w:highlight w:val="lightGray"/>
           <w:shd w:val="clear" w:color="auto" w:fill="B7B7B7"/>
         </w:rPr>
         <w:t>‑</w:t>
       </w:r>
       <w:r>
         <w:rPr>
-          <w:b/>
-          <w:sz w:val="14"/>
+          <w:rFonts w:ascii="Arial" w:eastAsia="Arial" w:hAnsi="Arial"/>
+          <w:sz w:val="18"/>
           <w:szCs w:val="14"/>
+          <w:highlight w:val="lightGray"/>
           <w:shd w:val="clear" w:color="auto" w:fill="B7B7B7"/>
         </w:rPr>
         <w:t>5 Mini) at [8/17/2025]</w:t>
       </w:r>
     </w:p>
     <w:p>
-      <w:pPr>
-        <w:numPr>
-          <w:ilvl w:val="0"/>
-          <w:numId w:val="14"/>
-        </w:numPr>
-        <w:spacing w:before="240"/>
-      </w:pPr>
-      <w:r>
-        <w:rPr>
-          <w:rFonts w:ascii="Roboto Mono" w:eastAsia="Roboto Mono" w:hAnsi="Roboto Mono" w:cs="Roboto Mono"/>
-        </w:rPr>
-        <w:t xml:space="preserve">Estimates effort based on </w:t>
-      </w:r>
-      <w:r>
-        <w:rPr>
-          <w:rFonts w:ascii="Roboto Mono" w:eastAsia="Roboto Mono" w:hAnsi="Roboto Mono" w:cs="Roboto Mono"/>
-          <w:b/>
-        </w:rPr>
-        <w:t>functionality size</w:t>
-      </w:r>
-      <w:r>
-        <w:rPr>
-          <w:rFonts w:ascii="Roboto Mono" w:eastAsia="Roboto Mono" w:hAnsi="Roboto Mono" w:cs="Roboto Mono"/>
-        </w:rPr>
-        <w:t xml:space="preserve"> (inputs, outputs, user interactions, files, etc.).</w:t>
-      </w:r>
-      <w:r>
-        <w:rPr>
-          <w:rFonts w:ascii="Roboto Mono" w:eastAsia="Roboto Mono" w:hAnsi="Roboto Mono" w:cs="Roboto Mono"/>
-        </w:rPr>
-        <w:br/>
-      </w:r>
-    </w:p>
-    <w:p>
-      <w:pPr>
-        <w:numPr>
-          <w:ilvl w:val="0"/>
-          <w:numId w:val="14"/>
-        </w:numPr>
-        <w:spacing w:after="240"/>
-        <w:rPr>
-          <w:rFonts w:ascii="Roboto Mono" w:eastAsia="Roboto Mono" w:hAnsi="Roboto Mono" w:cs="Roboto Mono"/>
-        </w:rPr>
-      </w:pPr>
-      <w:r>
-        <w:rPr>
-          <w:rFonts w:ascii="Nova Mono" w:eastAsia="Nova Mono" w:hAnsi="Nova Mono" w:cs="Nova Mono"/>
-        </w:rPr>
-        <w:t>More functionality → more testing effort.</w:t>
-      </w:r>
-      <w:r>
-        <w:rPr>
-          <w:rFonts w:ascii="Nova Mono" w:eastAsia="Nova Mono" w:hAnsi="Nova Mono" w:cs="Nova Mono"/>
-        </w:rPr>
-        <w:br/>
-      </w:r>
-    </w:p>
-    <w:p>
-      <w:pPr>
-        <w:spacing w:before="240" w:after="240"/>
-        <w:rPr>
-          <w:rFonts w:ascii="Roboto Mono" w:eastAsia="Roboto Mono" w:hAnsi="Roboto Mono" w:cs="Roboto Mono"/>
-        </w:rPr>
-      </w:pPr>
-      <w:r>
-        <w:rPr>
-          <w:rFonts w:ascii="Arial Unicode MS" w:eastAsia="Arial Unicode MS" w:hAnsi="Arial Unicode MS" w:cs="Arial Unicode MS"/>
-        </w:rPr>
-        <w:t>✅ Example:</w:t>
-      </w:r>
-    </w:p>
-    <w:p>
-      <w:pPr>
-        <w:numPr>
-          <w:ilvl w:val="0"/>
-          <w:numId w:val="6"/>
-        </w:numPr>
-        <w:spacing w:before="240"/>
-        <w:rPr>
-          <w:rFonts w:ascii="Roboto Mono" w:eastAsia="Roboto Mono" w:hAnsi="Roboto Mono" w:cs="Roboto Mono"/>
-        </w:rPr>
-      </w:pPr>
-      <w:r>
-        <w:rPr>
-          <w:rFonts w:ascii="Roboto Mono" w:eastAsia="Roboto Mono" w:hAnsi="Roboto Mono" w:cs="Roboto Mono"/>
-        </w:rPr>
-        <w:t>Login (5 pts), Payment (10 pts), Reporting (15 pts).</w:t>
-      </w:r>
-      <w:r>
-        <w:rPr>
-          <w:rFonts w:ascii="Roboto Mono" w:eastAsia="Roboto Mono" w:hAnsi="Roboto Mono" w:cs="Roboto Mono"/>
-        </w:rPr>
-        <w:br/>
-      </w:r>
-    </w:p>
-    <w:p>
-      <w:pPr>
-        <w:numPr>
-          <w:ilvl w:val="0"/>
-          <w:numId w:val="6"/>
-        </w:numPr>
-        <w:spacing w:after="240"/>
-      </w:pPr>
-      <w:r>
-        <w:rPr>
-          <w:rFonts w:ascii="Nova Mono" w:eastAsia="Nova Mono" w:hAnsi="Nova Mono" w:cs="Nova Mono"/>
-        </w:rPr>
-        <w:t>Total = 30 Function Points → 3 hrs per FP = 90 hrs testing.</w:t>
-      </w:r>
-      <w:r>
-        <w:br/>
-      </w:r>
-    </w:p>
-    <w:p>
-      <w:r>
-        <w:pict w14:anchorId="065B24DA">
-          <v:rect id="_x0000_i1029" style="width:0;height:1.5pt" o:hralign="center" o:hrstd="t" o:hr="t" fillcolor="#a0a0a0" stroked="f"/>
-        </w:pict>
-      </w:r>
-    </w:p>
-    <w:p>
-      <w:pPr>
-        <w:pStyle w:val="Heading3"/>
-        <w:keepNext w:val="0"/>
-        <w:keepLines w:val="0"/>
-      </w:pPr>
-      <w:bookmarkStart w:id="7" w:name="_g0ufor9dpymj" w:colFirst="0" w:colLast="0"/>
-      <w:bookmarkEnd w:id="7"/>
-      <w:r>
-        <w:t>5. Use Case Point (UCP)</w:t>
-      </w:r>
-    </w:p>
-    <w:p>
-      <w:pPr>
-        <w:spacing w:before="240" w:after="240"/>
-      </w:pPr>
-      <w:r>
-        <w:rPr>
-          <w:b/>
-          <w:shd w:val="clear" w:color="auto" w:fill="B7B7B7"/>
-        </w:rPr>
-        <w:t># Source</w:t>
-      </w:r>
-      <w:r>
-        <w:rPr>
-          <w:shd w:val="clear" w:color="auto" w:fill="B7B7B7"/>
-        </w:rPr>
-        <w:t xml:space="preserve">: </w:t>
-      </w:r>
-      <w:r>
-        <w:rPr>
-          <w:b/>
-          <w:shd w:val="clear" w:color="auto" w:fill="B7B7B7"/>
-        </w:rPr>
-        <w:t xml:space="preserve">Chatgot </w:t>
-      </w:r>
-      <w:r>
-        <w:rPr>
-          <w:b/>
-          <w:sz w:val="14"/>
-          <w:szCs w:val="14"/>
-          <w:shd w:val="clear" w:color="auto" w:fill="B7B7B7"/>
-        </w:rPr>
-        <w:t>(GPT</w:t>
-      </w:r>
-      <w:r>
-        <w:rPr>
-          <w:rFonts w:ascii="Cambria Math" w:hAnsi="Cambria Math" w:cs="Cambria Math"/>
-          <w:b/>
-          <w:sz w:val="14"/>
-          <w:szCs w:val="14"/>
-          <w:shd w:val="clear" w:color="auto" w:fill="B7B7B7"/>
-        </w:rPr>
-        <w:t>‑</w:t>
-      </w:r>
-      <w:r>
-        <w:rPr>
-          <w:b/>
-          <w:sz w:val="14"/>
-          <w:szCs w:val="14"/>
-          <w:shd w:val="clear" w:color="auto" w:fill="B7B7B7"/>
-        </w:rPr>
-        <w:t>5 Mini) at [8/17/2025]</w:t>
-      </w:r>
-    </w:p>
-    <w:p>
-      <w:pPr>
-        <w:numPr>
-          <w:ilvl w:val="0"/>
-          <w:numId w:val="4"/>
-        </w:numPr>
-        <w:spacing w:before="240"/>
-      </w:pPr>
-      <w:r>
-        <w:rPr>
-          <w:rFonts w:ascii="Roboto Mono" w:eastAsia="Roboto Mono" w:hAnsi="Roboto Mono" w:cs="Roboto Mono"/>
-        </w:rPr>
-        <w:t xml:space="preserve">Similar to FPA but based on </w:t>
-      </w:r>
-      <w:r>
-        <w:rPr>
-          <w:rFonts w:ascii="Roboto Mono" w:eastAsia="Roboto Mono" w:hAnsi="Roboto Mono" w:cs="Roboto Mono"/>
-          <w:b/>
-        </w:rPr>
-        <w:t>use cases</w:t>
-      </w:r>
-      <w:r>
-        <w:rPr>
-          <w:rFonts w:ascii="Roboto Mono" w:eastAsia="Roboto Mono" w:hAnsi="Roboto Mono" w:cs="Roboto Mono"/>
-        </w:rPr>
-        <w:t>.</w:t>
-      </w:r>
-      <w:r>
-        <w:rPr>
-          <w:rFonts w:ascii="Roboto Mono" w:eastAsia="Roboto Mono" w:hAnsi="Roboto Mono" w:cs="Roboto Mono"/>
-        </w:rPr>
-        <w:br/>
-      </w:r>
-    </w:p>
-    <w:p>
-      <w:pPr>
-        <w:numPr>
-          <w:ilvl w:val="0"/>
-          <w:numId w:val="4"/>
-        </w:numPr>
-        <w:spacing w:after="240"/>
-        <w:rPr>
-          <w:rFonts w:ascii="Roboto Mono" w:eastAsia="Roboto Mono" w:hAnsi="Roboto Mono" w:cs="Roboto Mono"/>
-        </w:rPr>
-      </w:pPr>
-      <w:r>
-        <w:rPr>
-          <w:rFonts w:ascii="Roboto Mono" w:eastAsia="Roboto Mono" w:hAnsi="Roboto Mono" w:cs="Roboto Mono"/>
-        </w:rPr>
-        <w:lastRenderedPageBreak/>
-        <w:t>Factors in complexity of actors &amp; transactions.</w:t>
-      </w:r>
-      <w:r>
-        <w:rPr>
-          <w:rFonts w:ascii="Roboto Mono" w:eastAsia="Roboto Mono" w:hAnsi="Roboto Mono" w:cs="Roboto Mono"/>
-        </w:rPr>
-        <w:br/>
-      </w:r>
-    </w:p>
-    <w:p>
-      <w:pPr>
-        <w:spacing w:before="240" w:after="240"/>
-        <w:rPr>
-          <w:rFonts w:ascii="Roboto Mono" w:eastAsia="Roboto Mono" w:hAnsi="Roboto Mono" w:cs="Roboto Mono"/>
-        </w:rPr>
-      </w:pPr>
-      <w:r>
-        <w:rPr>
-          <w:rFonts w:ascii="Arial Unicode MS" w:eastAsia="Arial Unicode MS" w:hAnsi="Arial Unicode MS" w:cs="Arial Unicode MS"/>
-        </w:rPr>
-        <w:t>✅ Example:</w:t>
-      </w:r>
-    </w:p>
-    <w:p>
-      <w:pPr>
-        <w:numPr>
-          <w:ilvl w:val="0"/>
-          <w:numId w:val="2"/>
-        </w:numPr>
-        <w:spacing w:before="240"/>
-        <w:rPr>
-          <w:rFonts w:ascii="Roboto Mono" w:eastAsia="Roboto Mono" w:hAnsi="Roboto Mono" w:cs="Roboto Mono"/>
-        </w:rPr>
-      </w:pPr>
-      <w:r>
-        <w:rPr>
-          <w:rFonts w:ascii="Roboto Mono" w:eastAsia="Roboto Mono" w:hAnsi="Roboto Mono" w:cs="Roboto Mono"/>
-        </w:rPr>
-        <w:t>Simple Actor = 1 pt, Complex Actor = 3 pts.</w:t>
-      </w:r>
-      <w:r>
-        <w:rPr>
-          <w:rFonts w:ascii="Roboto Mono" w:eastAsia="Roboto Mono" w:hAnsi="Roboto Mono" w:cs="Roboto Mono"/>
-        </w:rPr>
-        <w:br/>
-      </w:r>
-    </w:p>
-    <w:p>
-      <w:pPr>
-        <w:numPr>
-          <w:ilvl w:val="0"/>
-          <w:numId w:val="2"/>
-        </w:numPr>
-        <w:rPr>
-          <w:rFonts w:ascii="Roboto Mono" w:eastAsia="Roboto Mono" w:hAnsi="Roboto Mono" w:cs="Roboto Mono"/>
-        </w:rPr>
-      </w:pPr>
-      <w:r>
-        <w:rPr>
-          <w:rFonts w:ascii="Roboto Mono" w:eastAsia="Roboto Mono" w:hAnsi="Roboto Mono" w:cs="Roboto Mono"/>
-        </w:rPr>
-        <w:t>Simple Use Case = 5 pts, Complex Use Case = 15 pts.</w:t>
-      </w:r>
-      <w:r>
-        <w:rPr>
-          <w:rFonts w:ascii="Roboto Mono" w:eastAsia="Roboto Mono" w:hAnsi="Roboto Mono" w:cs="Roboto Mono"/>
-        </w:rPr>
-        <w:br/>
-      </w:r>
-    </w:p>
-    <w:p>
-      <w:pPr>
-        <w:numPr>
-          <w:ilvl w:val="0"/>
-          <w:numId w:val="2"/>
-        </w:numPr>
-        <w:spacing w:after="240"/>
-        <w:rPr>
-          <w:rFonts w:ascii="Roboto Mono" w:eastAsia="Roboto Mono" w:hAnsi="Roboto Mono" w:cs="Roboto Mono"/>
-        </w:rPr>
-      </w:pPr>
-      <w:r>
-        <w:rPr>
-          <w:rFonts w:ascii="Nova Mono" w:eastAsia="Nova Mono" w:hAnsi="Nova Mono" w:cs="Nova Mono"/>
-        </w:rPr>
-        <w:t>Multiply by productivity factor → final estimate.</w:t>
-      </w:r>
-      <w:r>
-        <w:rPr>
-          <w:rFonts w:ascii="Nova Mono" w:eastAsia="Nova Mono" w:hAnsi="Nova Mono" w:cs="Nova Mono"/>
-        </w:rPr>
-        <w:br/>
-      </w:r>
-    </w:p>
-    <w:p>
-      <w:r>
-        <w:pict w14:anchorId="71A17AB0">
-          <v:rect id="_x0000_i1030" style="width:0;height:1.5pt" o:hralign="center" o:hrstd="t" o:hr="t" fillcolor="#a0a0a0" stroked="f"/>
-        </w:pict>
-      </w:r>
-    </w:p>
-    <w:p>
-      <w:pPr>
-        <w:pStyle w:val="Heading3"/>
-        <w:keepNext w:val="0"/>
-        <w:keepLines w:val="0"/>
-      </w:pPr>
-      <w:bookmarkStart w:id="8" w:name="_3pokene4t414" w:colFirst="0" w:colLast="0"/>
-      <w:bookmarkEnd w:id="8"/>
-      <w:r>
-        <w:t>6. Test Point Analysis</w:t>
-      </w:r>
-    </w:p>
-    <w:p>
-      <w:pPr>
-        <w:spacing w:before="240" w:after="240"/>
-      </w:pPr>
-      <w:r>
-        <w:rPr>
-          <w:b/>
-          <w:shd w:val="clear" w:color="auto" w:fill="B7B7B7"/>
-        </w:rPr>
-        <w:t># Source</w:t>
-      </w:r>
-      <w:r>
-        <w:rPr>
-          <w:shd w:val="clear" w:color="auto" w:fill="B7B7B7"/>
-        </w:rPr>
-        <w:t xml:space="preserve">: </w:t>
-      </w:r>
-      <w:r>
-        <w:rPr>
-          <w:b/>
-          <w:shd w:val="clear" w:color="auto" w:fill="B7B7B7"/>
-        </w:rPr>
-        <w:t xml:space="preserve">Chatgot </w:t>
-      </w:r>
-      <w:r>
-        <w:rPr>
-          <w:b/>
-          <w:sz w:val="14"/>
-          <w:szCs w:val="14"/>
-          <w:shd w:val="clear" w:color="auto" w:fill="B7B7B7"/>
-        </w:rPr>
-        <w:t>(GPT</w:t>
-      </w:r>
-      <w:r>
-        <w:rPr>
-          <w:rFonts w:ascii="Cambria Math" w:hAnsi="Cambria Math" w:cs="Cambria Math"/>
-          <w:b/>
-          <w:sz w:val="14"/>
-          <w:szCs w:val="14"/>
-          <w:shd w:val="clear" w:color="auto" w:fill="B7B7B7"/>
-        </w:rPr>
-        <w:t>‑</w:t>
-      </w:r>
-      <w:r>
-        <w:rPr>
-          <w:b/>
-          <w:sz w:val="14"/>
-          <w:szCs w:val="14"/>
-          <w:shd w:val="clear" w:color="auto" w:fill="B7B7B7"/>
-        </w:rPr>
-        <w:t>5 Mini) at [8/17/2025]</w:t>
-      </w:r>
-    </w:p>
-    <w:p>
-      <w:pPr>
-        <w:numPr>
-          <w:ilvl w:val="0"/>
-          <w:numId w:val="11"/>
-        </w:numPr>
-        <w:spacing w:before="240"/>
-      </w:pPr>
-      <w:r>
-        <w:rPr>
-          <w:rFonts w:ascii="Roboto Mono" w:eastAsia="Roboto Mono" w:hAnsi="Roboto Mono" w:cs="Roboto Mono"/>
-        </w:rPr>
-        <w:t xml:space="preserve">Special for </w:t>
-      </w:r>
-      <w:r>
-        <w:rPr>
-          <w:rFonts w:ascii="Roboto Mono" w:eastAsia="Roboto Mono" w:hAnsi="Roboto Mono" w:cs="Roboto Mono"/>
-          <w:b/>
-        </w:rPr>
-        <w:t>test cases</w:t>
-      </w:r>
-      <w:r>
-        <w:rPr>
-          <w:rFonts w:ascii="Roboto Mono" w:eastAsia="Roboto Mono" w:hAnsi="Roboto Mono" w:cs="Roboto Mono"/>
-        </w:rPr>
-        <w:t>.</w:t>
-      </w:r>
-      <w:r>
-        <w:rPr>
-          <w:rFonts w:ascii="Roboto Mono" w:eastAsia="Roboto Mono" w:hAnsi="Roboto Mono" w:cs="Roboto Mono"/>
-        </w:rPr>
-        <w:br/>
-      </w:r>
-    </w:p>
-    <w:p>
-      <w:pPr>
-        <w:numPr>
-          <w:ilvl w:val="0"/>
-          <w:numId w:val="11"/>
-        </w:numPr>
-        <w:spacing w:after="240"/>
-      </w:pPr>
-      <w:r>
-        <w:rPr>
-          <w:rFonts w:ascii="Roboto Mono" w:eastAsia="Roboto Mono" w:hAnsi="Roboto Mono" w:cs="Roboto Mono"/>
-        </w:rPr>
-        <w:t xml:space="preserve">Effort is based on </w:t>
-      </w:r>
-      <w:r>
-        <w:rPr>
-          <w:rFonts w:ascii="Roboto Mono" w:eastAsia="Roboto Mono" w:hAnsi="Roboto Mono" w:cs="Roboto Mono"/>
-          <w:b/>
-        </w:rPr>
-        <w:t>number of test cases × complexity factor</w:t>
-      </w:r>
-      <w:r>
-        <w:rPr>
-          <w:rFonts w:ascii="Roboto Mono" w:eastAsia="Roboto Mono" w:hAnsi="Roboto Mono" w:cs="Roboto Mono"/>
-        </w:rPr>
-        <w:t>.</w:t>
-      </w:r>
-      <w:r>
-        <w:rPr>
-          <w:rFonts w:ascii="Roboto Mono" w:eastAsia="Roboto Mono" w:hAnsi="Roboto Mono" w:cs="Roboto Mono"/>
-        </w:rPr>
-        <w:br/>
-      </w:r>
-    </w:p>
-    <w:p>
-      <w:pPr>
-        <w:spacing w:before="240" w:after="240"/>
-        <w:rPr>
-          <w:rFonts w:ascii="Roboto Mono" w:eastAsia="Roboto Mono" w:hAnsi="Roboto Mono" w:cs="Roboto Mono"/>
-        </w:rPr>
-      </w:pPr>
-      <w:r>
-        <w:rPr>
-          <w:rFonts w:ascii="Arial Unicode MS" w:eastAsia="Arial Unicode MS" w:hAnsi="Arial Unicode MS" w:cs="Arial Unicode MS"/>
-        </w:rPr>
-        <w:t>✅ Example:</w:t>
-      </w:r>
-    </w:p>
-    <w:p>
-      <w:pPr>
-        <w:numPr>
-          <w:ilvl w:val="0"/>
-          <w:numId w:val="8"/>
-        </w:numPr>
-        <w:spacing w:before="240"/>
-        <w:rPr>
-          <w:rFonts w:ascii="Roboto Mono" w:eastAsia="Roboto Mono" w:hAnsi="Roboto Mono" w:cs="Roboto Mono"/>
-        </w:rPr>
-      </w:pPr>
-      <w:r>
-        <w:rPr>
-          <w:rFonts w:ascii="Roboto Mono" w:eastAsia="Roboto Mono" w:hAnsi="Roboto Mono" w:cs="Roboto Mono"/>
-        </w:rPr>
-        <w:t>100 test cases × 1 hr each = 100 hrs.</w:t>
-      </w:r>
-      <w:r>
-        <w:rPr>
-          <w:rFonts w:ascii="Roboto Mono" w:eastAsia="Roboto Mono" w:hAnsi="Roboto Mono" w:cs="Roboto Mono"/>
-        </w:rPr>
-        <w:br/>
-      </w:r>
-    </w:p>
-    <w:p>
-      <w:pPr>
-        <w:numPr>
-          <w:ilvl w:val="0"/>
-          <w:numId w:val="8"/>
-        </w:numPr>
-        <w:rPr>
-          <w:rFonts w:ascii="Roboto Mono" w:eastAsia="Roboto Mono" w:hAnsi="Roboto Mono" w:cs="Roboto Mono"/>
-        </w:rPr>
-      </w:pPr>
-      <w:r>
-        <w:rPr>
-          <w:rFonts w:ascii="Nova Mono" w:eastAsia="Nova Mono" w:hAnsi="Nova Mono" w:cs="Nova Mono"/>
-        </w:rPr>
-        <w:t>If 20% are complex → +20 hrs.</w:t>
-      </w:r>
-      <w:r>
-        <w:rPr>
-          <w:rFonts w:ascii="Nova Mono" w:eastAsia="Nova Mono" w:hAnsi="Nova Mono" w:cs="Nova Mono"/>
-        </w:rPr>
-        <w:br/>
-      </w:r>
-    </w:p>
-    <w:p>
-      <w:pPr>
-        <w:numPr>
-          <w:ilvl w:val="0"/>
-          <w:numId w:val="8"/>
-        </w:numPr>
-        <w:spacing w:after="240"/>
-        <w:rPr>
-          <w:rFonts w:ascii="Roboto Mono" w:eastAsia="Roboto Mono" w:hAnsi="Roboto Mono" w:cs="Roboto Mono"/>
-        </w:rPr>
-      </w:pPr>
-      <w:r>
-        <w:rPr>
-          <w:rFonts w:ascii="Roboto Mono" w:eastAsia="Roboto Mono" w:hAnsi="Roboto Mono" w:cs="Roboto Mono"/>
-          <w:b/>
-        </w:rPr>
-        <w:t>Total = 120 hrs.</w:t>
-      </w:r>
-      <w:r>
-        <w:rPr>
-          <w:rFonts w:ascii="Roboto Mono" w:eastAsia="Roboto Mono" w:hAnsi="Roboto Mono" w:cs="Roboto Mono"/>
-          <w:b/>
-        </w:rPr>
-        <w:br/>
-      </w:r>
-    </w:p>
-    <w:p>
-      <w:r>
-        <w:pict w14:anchorId="5AEC9451">
-          <v:rect id="_x0000_i1031" style="width:0;height:1.5pt" o:hralign="center" o:hrstd="t" o:hr="t" fillcolor="#a0a0a0" stroked="f"/>
-        </w:pict>
-      </w:r>
-    </w:p>
-    <w:p>
-      <w:pPr>
-        <w:pStyle w:val="Heading3"/>
-        <w:keepNext w:val="0"/>
-        <w:keepLines w:val="0"/>
-      </w:pPr>
-      <w:bookmarkStart w:id="9" w:name="_kkjqi1k5vtmf" w:colFirst="0" w:colLast="0"/>
-      <w:bookmarkEnd w:id="9"/>
-      <w:r>
-        <w:t>7. Wideband Delphi Technique</w:t>
-      </w:r>
-    </w:p>
-    <w:p>
-      <w:pPr>
-        <w:spacing w:before="240" w:after="240"/>
-      </w:pPr>
-      <w:r>
-        <w:rPr>
-          <w:b/>
-          <w:shd w:val="clear" w:color="auto" w:fill="B7B7B7"/>
-        </w:rPr>
-        <w:t># Source</w:t>
-      </w:r>
-      <w:r>
-        <w:rPr>
-          <w:shd w:val="clear" w:color="auto" w:fill="B7B7B7"/>
-        </w:rPr>
-        <w:t xml:space="preserve">: </w:t>
-      </w:r>
-      <w:r>
-        <w:rPr>
-          <w:b/>
-          <w:shd w:val="clear" w:color="auto" w:fill="B7B7B7"/>
-        </w:rPr>
-        <w:t xml:space="preserve">Chatgot </w:t>
-      </w:r>
-      <w:r>
-        <w:rPr>
-          <w:b/>
-          <w:sz w:val="14"/>
-          <w:szCs w:val="14"/>
-          <w:shd w:val="clear" w:color="auto" w:fill="B7B7B7"/>
-        </w:rPr>
-        <w:t>(GPT</w:t>
-      </w:r>
-      <w:r>
-        <w:rPr>
-          <w:rFonts w:ascii="Cambria Math" w:hAnsi="Cambria Math" w:cs="Cambria Math"/>
-          <w:b/>
-          <w:sz w:val="14"/>
-          <w:szCs w:val="14"/>
-          <w:shd w:val="clear" w:color="auto" w:fill="B7B7B7"/>
-        </w:rPr>
-        <w:t>‑</w:t>
-      </w:r>
-      <w:r>
-        <w:rPr>
-          <w:b/>
-          <w:sz w:val="14"/>
-          <w:szCs w:val="14"/>
-          <w:shd w:val="clear" w:color="auto" w:fill="B7B7B7"/>
-        </w:rPr>
-        <w:t>5 Mini) at [8/17/2025]</w:t>
-      </w:r>
-    </w:p>
-    <w:p>
-      <w:pPr>
-        <w:numPr>
-          <w:ilvl w:val="0"/>
-          <w:numId w:val="13"/>
-        </w:numPr>
-        <w:spacing w:before="240"/>
-      </w:pPr>
-      <w:r>
-        <w:rPr>
-          <w:rFonts w:ascii="Roboto Mono" w:eastAsia="Roboto Mono" w:hAnsi="Roboto Mono" w:cs="Roboto Mono"/>
-        </w:rPr>
-        <w:t xml:space="preserve">A group of experts give estimates </w:t>
-      </w:r>
-      <w:r>
-        <w:rPr>
-          <w:rFonts w:ascii="Roboto Mono" w:eastAsia="Roboto Mono" w:hAnsi="Roboto Mono" w:cs="Roboto Mono"/>
-          <w:b/>
-        </w:rPr>
-        <w:t>independently</w:t>
-      </w:r>
-      <w:r>
-        <w:rPr>
-          <w:rFonts w:ascii="Roboto Mono" w:eastAsia="Roboto Mono" w:hAnsi="Roboto Mono" w:cs="Roboto Mono"/>
-        </w:rPr>
-        <w:t>.</w:t>
-      </w:r>
-      <w:r>
-        <w:rPr>
-          <w:rFonts w:ascii="Roboto Mono" w:eastAsia="Roboto Mono" w:hAnsi="Roboto Mono" w:cs="Roboto Mono"/>
-        </w:rPr>
-        <w:br/>
-      </w:r>
-    </w:p>
-    <w:p>
-      <w:pPr>
-        <w:numPr>
-          <w:ilvl w:val="0"/>
-          <w:numId w:val="13"/>
-        </w:numPr>
-        <w:spacing w:after="240"/>
-        <w:rPr>
-          <w:rFonts w:ascii="Roboto Mono" w:eastAsia="Roboto Mono" w:hAnsi="Roboto Mono" w:cs="Roboto Mono"/>
-        </w:rPr>
-      </w:pPr>
-      <w:r>
-        <w:rPr>
-          <w:rFonts w:ascii="Roboto Mono" w:eastAsia="Roboto Mono" w:hAnsi="Roboto Mono" w:cs="Roboto Mono"/>
-        </w:rPr>
-        <w:t>Then discuss differences and refine until consensus is reached.</w:t>
-      </w:r>
-      <w:r>
-        <w:rPr>
-          <w:rFonts w:ascii="Roboto Mono" w:eastAsia="Roboto Mono" w:hAnsi="Roboto Mono" w:cs="Roboto Mono"/>
-        </w:rPr>
-        <w:br/>
-      </w:r>
-    </w:p>
-    <w:p>
-      <w:pPr>
-        <w:spacing w:before="240" w:after="240"/>
-        <w:rPr>
-          <w:rFonts w:ascii="Roboto Mono" w:eastAsia="Roboto Mono" w:hAnsi="Roboto Mono" w:cs="Roboto Mono"/>
-        </w:rPr>
-      </w:pPr>
-      <w:r>
-        <w:rPr>
-          <w:rFonts w:ascii="Arial Unicode MS" w:eastAsia="Arial Unicode MS" w:hAnsi="Arial Unicode MS" w:cs="Arial Unicode MS"/>
-        </w:rPr>
-        <w:lastRenderedPageBreak/>
-        <w:t>✅ Example:</w:t>
-      </w:r>
-    </w:p>
-    <w:p>
-      <w:pPr>
-        <w:numPr>
-          <w:ilvl w:val="0"/>
-          <w:numId w:val="15"/>
-        </w:numPr>
-        <w:spacing w:before="240" w:after="240"/>
-      </w:pPr>
-      <w:r>
-        <w:rPr>
-          <w:rFonts w:ascii="Nova Mono" w:eastAsia="Nova Mono" w:hAnsi="Nova Mono" w:cs="Nova Mono"/>
-        </w:rPr>
-        <w:t xml:space="preserve">Expert A: 150 hrs, Expert B: 200 hrs, Expert C: 180 hrs → After discussion, agree on </w:t>
-      </w:r>
-      <w:r>
-        <w:rPr>
-          <w:rFonts w:ascii="Roboto Mono" w:eastAsia="Roboto Mono" w:hAnsi="Roboto Mono" w:cs="Roboto Mono"/>
-          <w:b/>
-        </w:rPr>
-        <w:t>185 hrs</w:t>
-      </w:r>
-      <w:r>
-        <w:rPr>
-          <w:rFonts w:ascii="Roboto Mono" w:eastAsia="Roboto Mono" w:hAnsi="Roboto Mono" w:cs="Roboto Mono"/>
-        </w:rPr>
-        <w:t>.</w:t>
-      </w:r>
-      <w:r>
-        <w:rPr>
-          <w:rFonts w:ascii="Roboto Mono" w:eastAsia="Roboto Mono" w:hAnsi="Roboto Mono" w:cs="Roboto Mono"/>
-        </w:rPr>
-        <w:br/>
-      </w:r>
-    </w:p>
-    <w:p>
-      <w:r>
-        <w:pict w14:anchorId="4102D44C">
-          <v:rect id="_x0000_i1032" style="width:0;height:1.5pt" o:hralign="center" o:hrstd="t" o:hr="t" fillcolor="#a0a0a0" stroked="f"/>
-        </w:pict>
-      </w:r>
-    </w:p>
-    <w:p>
-      <w:pPr>
-        <w:pStyle w:val="Heading3"/>
-        <w:keepNext w:val="0"/>
-        <w:keepLines w:val="0"/>
-      </w:pPr>
-      <w:bookmarkStart w:id="10" w:name="_l3l77kkiouiz" w:colFirst="0" w:colLast="0"/>
-      <w:bookmarkEnd w:id="10"/>
-      <w:r>
-        <w:t>8. Percentage of Development Effort</w:t>
-      </w:r>
-    </w:p>
-    <w:p>
-      <w:pPr>
-        <w:spacing w:before="240" w:after="240"/>
-      </w:pPr>
-      <w:r>
-        <w:rPr>
-          <w:b/>
-          <w:shd w:val="clear" w:color="auto" w:fill="B7B7B7"/>
-        </w:rPr>
-        <w:t># Source</w:t>
-      </w:r>
-      <w:r>
-        <w:rPr>
-          <w:shd w:val="clear" w:color="auto" w:fill="B7B7B7"/>
-        </w:rPr>
-        <w:t xml:space="preserve">: </w:t>
-      </w:r>
-      <w:r>
-        <w:rPr>
-          <w:b/>
-          <w:shd w:val="clear" w:color="auto" w:fill="B7B7B7"/>
-        </w:rPr>
-        <w:t xml:space="preserve">Chatgot </w:t>
-      </w:r>
-      <w:r>
-        <w:rPr>
-          <w:b/>
-          <w:sz w:val="14"/>
-          <w:szCs w:val="14"/>
-          <w:shd w:val="clear" w:color="auto" w:fill="B7B7B7"/>
-        </w:rPr>
-        <w:t>(GPT</w:t>
-      </w:r>
-      <w:r>
-        <w:rPr>
-          <w:rFonts w:ascii="Cambria Math" w:hAnsi="Cambria Math" w:cs="Cambria Math"/>
-          <w:b/>
-          <w:sz w:val="14"/>
-          <w:szCs w:val="14"/>
-          <w:shd w:val="clear" w:color="auto" w:fill="B7B7B7"/>
-        </w:rPr>
-        <w:t>‑</w:t>
-      </w:r>
-      <w:r>
-        <w:rPr>
-          <w:b/>
-          <w:sz w:val="14"/>
-          <w:szCs w:val="14"/>
-          <w:shd w:val="clear" w:color="auto" w:fill="B7B7B7"/>
-        </w:rPr>
-        <w:t>5 Mini) at [8/17/2025]</w:t>
-      </w:r>
-    </w:p>
-    <w:p>
-      <w:pPr>
-        <w:numPr>
-          <w:ilvl w:val="0"/>
-          <w:numId w:val="1"/>
-        </w:numPr>
-        <w:spacing w:before="240" w:after="240"/>
-      </w:pPr>
-      <w:r>
-        <w:rPr>
-          <w:rFonts w:ascii="Roboto Mono" w:eastAsia="Roboto Mono" w:hAnsi="Roboto Mono" w:cs="Roboto Mono"/>
-        </w:rPr>
-        <w:t xml:space="preserve">Testing is estimated as a </w:t>
-      </w:r>
-      <w:r>
-        <w:rPr>
-          <w:rFonts w:ascii="Roboto Mono" w:eastAsia="Roboto Mono" w:hAnsi="Roboto Mono" w:cs="Roboto Mono"/>
-          <w:b/>
-        </w:rPr>
-        <w:t>fixed percentage</w:t>
-      </w:r>
-      <w:r>
-        <w:rPr>
-          <w:rFonts w:ascii="Roboto Mono" w:eastAsia="Roboto Mono" w:hAnsi="Roboto Mono" w:cs="Roboto Mono"/>
-        </w:rPr>
-        <w:t xml:space="preserve"> of development time.</w:t>
-      </w:r>
-      <w:r>
-        <w:rPr>
-          <w:rFonts w:ascii="Roboto Mono" w:eastAsia="Roboto Mono" w:hAnsi="Roboto Mono" w:cs="Roboto Mono"/>
-        </w:rPr>
-        <w:br/>
-      </w:r>
-    </w:p>
-    <w:p>
-      <w:pPr>
-        <w:spacing w:before="240" w:after="240"/>
-        <w:rPr>
-          <w:rFonts w:ascii="Roboto Mono" w:eastAsia="Roboto Mono" w:hAnsi="Roboto Mono" w:cs="Roboto Mono"/>
-        </w:rPr>
-      </w:pPr>
-      <w:r>
-        <w:rPr>
-          <w:rFonts w:ascii="Arial Unicode MS" w:eastAsia="Arial Unicode MS" w:hAnsi="Arial Unicode MS" w:cs="Arial Unicode MS"/>
-        </w:rPr>
-        <w:t>✅ Example:</w:t>
-      </w:r>
-    </w:p>
-    <w:p>
-      <w:pPr>
-        <w:numPr>
-          <w:ilvl w:val="0"/>
-          <w:numId w:val="9"/>
-        </w:numPr>
-        <w:spacing w:before="240" w:after="240"/>
-      </w:pPr>
-      <w:r>
-        <w:rPr>
-          <w:rFonts w:ascii="Nova Mono" w:eastAsia="Nova Mono" w:hAnsi="Nova Mono" w:cs="Nova Mono"/>
-        </w:rPr>
-        <w:t xml:space="preserve">If development = 1000 hrs, testing = 30% → </w:t>
-      </w:r>
-      <w:r>
-        <w:rPr>
-          <w:rFonts w:ascii="Roboto Mono" w:eastAsia="Roboto Mono" w:hAnsi="Roboto Mono" w:cs="Roboto Mono"/>
-          <w:b/>
-        </w:rPr>
-        <w:t>300 hrs</w:t>
-      </w:r>
-      <w:r>
-        <w:rPr>
-          <w:rFonts w:ascii="Roboto Mono" w:eastAsia="Roboto Mono" w:hAnsi="Roboto Mono" w:cs="Roboto Mono"/>
-        </w:rPr>
-        <w:t>.</w:t>
-      </w:r>
-      <w:r>
-        <w:rPr>
-          <w:rFonts w:ascii="Roboto Mono" w:eastAsia="Roboto Mono" w:hAnsi="Roboto Mono" w:cs="Roboto Mono"/>
-        </w:rPr>
-        <w:br/>
-      </w:r>
-    </w:p>
-    <w:p>
-      <w:r>
-        <w:pict w14:anchorId="24973E87">
-          <v:rect id="_x0000_i1033" style="width:0;height:1.5pt" o:hralign="center" o:hrstd="t" o:hr="t" fillcolor="#a0a0a0" stroked="f"/>
-        </w:pict>
-      </w:r>
-    </w:p>
-    <w:p>
-      <w:pPr>
-        <w:pStyle w:val="Heading2"/>
-        <w:keepNext w:val="0"/>
-        <w:keepLines w:val="0"/>
-        <w:spacing w:before="480"/>
-      </w:pPr>
-      <w:bookmarkStart w:id="11" w:name="_cm7w393aj1zs" w:colFirst="0" w:colLast="0"/>
-      <w:bookmarkEnd w:id="11"/>
-      <w:r>
-        <w:t>📊 Comparison of Estimation Techniques</w:t>
-      </w:r>
-    </w:p>
-    <w:p>
-      <w:pPr>
-        <w:spacing w:before="240" w:after="240"/>
-        <w:rPr>
-          <w:b/>
-          <w:sz w:val="14"/>
-          <w:szCs w:val="14"/>
-          <w:shd w:val="clear" w:color="auto" w:fill="B7B7B7"/>
-        </w:rPr>
-      </w:pPr>
-      <w:r>
-        <w:rPr>
-          <w:b/>
-          <w:shd w:val="clear" w:color="auto" w:fill="B7B7B7"/>
-        </w:rPr>
-        <w:t># Source</w:t>
-      </w:r>
-      <w:r>
-        <w:rPr>
-          <w:shd w:val="clear" w:color="auto" w:fill="B7B7B7"/>
-        </w:rPr>
-        <w:t xml:space="preserve">: </w:t>
-      </w:r>
-      <w:r>
-        <w:rPr>
-          <w:b/>
-          <w:shd w:val="clear" w:color="auto" w:fill="B7B7B7"/>
-        </w:rPr>
-        <w:t xml:space="preserve">Chatgot </w:t>
-      </w:r>
-      <w:r>
-        <w:rPr>
-          <w:b/>
-          <w:sz w:val="14"/>
-          <w:szCs w:val="14"/>
-          <w:shd w:val="clear" w:color="auto" w:fill="B7B7B7"/>
-        </w:rPr>
-        <w:t>(GPT</w:t>
-      </w:r>
-      <w:r>
-        <w:rPr>
-          <w:rFonts w:ascii="Cambria Math" w:hAnsi="Cambria Math" w:cs="Cambria Math"/>
-          <w:b/>
-          <w:sz w:val="14"/>
-          <w:szCs w:val="14"/>
-          <w:shd w:val="clear" w:color="auto" w:fill="B7B7B7"/>
-        </w:rPr>
-        <w:t>‑</w:t>
-      </w:r>
-      <w:r>
-        <w:rPr>
-          <w:b/>
-          <w:sz w:val="14"/>
-          <w:szCs w:val="14"/>
-          <w:shd w:val="clear" w:color="auto" w:fill="B7B7B7"/>
-        </w:rPr>
-        <w:t>5 Mini) at [8/17/2025]</w:t>
-      </w:r>
-    </w:p>
-    <w:p>
       <w:r>
         <w:rPr>
           <w:noProof/>
         </w:rPr>
         <w:drawing>
-          <wp:inline distT="114300" distB="114300" distL="114300" distR="114300" wp14:anchorId="39F82A03" wp14:editId="007081F8">
+          <wp:inline distT="114300" distB="114300" distL="114300" distR="114300" wp14:anchorId="183008F5" wp14:editId="05D46A03">
             <wp:extent cx="5943600" cy="2971800"/>
             <wp:effectExtent l="0" t="0" r="0" b="0"/>
             <wp:docPr id="2" name="image1.png"/>
@@ -2313,7 +2227,6 @@
               <w:rPr>
                 <w:rFonts w:ascii="Roboto Mono" w:eastAsia="Roboto Mono" w:hAnsi="Roboto Mono" w:cs="Roboto Mono"/>
               </w:rPr>
-              <w:lastRenderedPageBreak/>
               <w:t>WBS</w:t>
             </w:r>
           </w:p>
@@ -3287,7 +3200,7 @@
     </w:tbl>
     <w:p>
       <w:r>
-        <w:pict w14:anchorId="59468F7E">
+        <w:pict w14:anchorId="4E146CBD">
           <v:rect id="_x0000_i1034" style="width:0;height:1.5pt" o:hralign="center" o:hrstd="t" o:hr="t" fillcolor="#a0a0a0" stroked="f"/>
         </w:pict>
       </w:r>
@@ -3311,48 +3224,39 @@
       </w:pPr>
       <w:r>
         <w:rPr>
-          <w:b/>
+          <w:rFonts w:ascii="Arial" w:eastAsia="Arial" w:hAnsi="Arial"/>
+          <w:sz w:val="18"/>
+          <w:highlight w:val="lightGray"/>
           <w:shd w:val="clear" w:color="auto" w:fill="B7B7B7"/>
         </w:rPr>
-        <w:t># Source</w:t>
-      </w:r>
-      <w:r>
-        <w:rPr>
+        <w:t xml:space="preserve"># Source: Chatgot </w:t>
+      </w:r>
+      <w:r>
+        <w:rPr>
+          <w:rFonts w:ascii="Arial" w:eastAsia="Arial" w:hAnsi="Arial"/>
+          <w:sz w:val="18"/>
+          <w:szCs w:val="14"/>
+          <w:highlight w:val="lightGray"/>
           <w:shd w:val="clear" w:color="auto" w:fill="B7B7B7"/>
         </w:rPr>
-        <w:t xml:space="preserve">: </w:t>
-      </w:r>
-      <w:r>
-        <w:rPr>
-          <w:b/>
+        <w:t>(GPT</w:t>
+      </w:r>
+      <w:r>
+        <w:rPr>
+          <w:rFonts w:ascii="Arial" w:eastAsia="Arial" w:hAnsi="Arial" w:cs="Cambria Math"/>
+          <w:sz w:val="18"/>
+          <w:szCs w:val="14"/>
+          <w:highlight w:val="lightGray"/>
           <w:shd w:val="clear" w:color="auto" w:fill="B7B7B7"/>
         </w:rPr>
-        <w:t xml:space="preserve">Chatgot </w:t>
-      </w:r>
-      <w:r>
-        <w:rPr>
-          <w:b/>
-          <w:sz w:val="14"/>
+        <w:t>‑</w:t>
+      </w:r>
+      <w:r>
+        <w:rPr>
+          <w:rFonts w:ascii="Arial" w:eastAsia="Arial" w:hAnsi="Arial"/>
+          <w:sz w:val="18"/>
           <w:szCs w:val="14"/>
-          <w:shd w:val="clear" w:color="auto" w:fill="B7B7B7"/>
-        </w:rPr>
-        <w:t>(GPT</w:t>
-      </w:r>
-      <w:r>
-        <w:rPr>
-          <w:rFonts w:ascii="Cambria Math" w:hAnsi="Cambria Math" w:cs="Cambria Math"/>
-          <w:b/>
-          <w:sz w:val="14"/>
-          <w:szCs w:val="14"/>
-          <w:shd w:val="clear" w:color="auto" w:fill="B7B7B7"/>
-        </w:rPr>
-        <w:t>‑</w:t>
-      </w:r>
-      <w:r>
-        <w:rPr>
-          <w:b/>
-          <w:sz w:val="14"/>
-          <w:szCs w:val="14"/>
+          <w:highlight w:val="lightGray"/>
           <w:shd w:val="clear" w:color="auto" w:fill="B7B7B7"/>
         </w:rPr>
         <w:t>5 Mini) at [8/17/2025]</w:t>
@@ -3364,7 +3268,7 @@
           <w:ilvl w:val="0"/>
           <w:numId w:val="5"/>
         </w:numPr>
-        <w:spacing w:before="240"/>
+        <w:spacing w:before="240" w:after="0" w:line="276" w:lineRule="auto"/>
       </w:pPr>
       <w:r>
         <w:rPr>
@@ -3398,6 +3302,7 @@
           <w:ilvl w:val="0"/>
           <w:numId w:val="5"/>
         </w:numPr>
+        <w:spacing w:after="0" w:line="276" w:lineRule="auto"/>
       </w:pPr>
       <w:r>
         <w:rPr>
@@ -3431,7 +3336,7 @@
           <w:ilvl w:val="0"/>
           <w:numId w:val="5"/>
         </w:numPr>
-        <w:spacing w:after="240"/>
+        <w:spacing w:after="240" w:line="276" w:lineRule="auto"/>
       </w:pPr>
       <w:r>
         <w:rPr>
@@ -3455,7 +3360,7 @@
     </w:p>
     <w:p>
       <w:r>
-        <w:pict w14:anchorId="02FBB56F">
+        <w:pict w14:anchorId="009C5C41">
           <v:rect id="_x0000_i1035" style="width:0;height:1.5pt" o:hralign="center" o:hrstd="t" o:hr="t" fillcolor="#a0a0a0" stroked="f"/>
         </w:pict>
       </w:r>
@@ -3466,21 +3371,15 @@
       </w:pPr>
     </w:p>
     <w:p/>
+    <w:p/>
     <w:sectPr>
-      <w:headerReference w:type="default" r:id="rId7"/>
       <w:pgSz w:w="12240" w:h="15840"/>
       <w:pgMar w:top="1440" w:right="1440" w:bottom="1440" w:left="1440" w:header="720" w:footer="720" w:gutter="0"/>
-      <w:pgNumType w:start="1"/>
       <w:cols w:space="720"/>
+      <w:docGrid w:linePitch="360"/>
     </w:sectPr>
   </w:body>
 </w:document>
-</file>
-
-<file path=word/header1.xml><?xml version="1.0" encoding="utf-8"?>
-<w:hdr xmlns:wpc="http://schemas.microsoft.com/office/word/2010/wordprocessingCanvas" xmlns:cx="http://schemas.microsoft.com/office/drawing/2014/chartex" xmlns:cx1="http://schemas.microsoft.com/office/drawing/2015/9/8/chartex" xmlns:cx2="http://schemas.microsoft.com/office/drawing/2015/10/21/chartex" xmlns:cx3="http://schemas.microsoft.com/office/drawing/2016/5/9/chartex" xmlns:cx4="http://schemas.microsoft.com/office/drawing/2016/5/10/chartex" xmlns:cx5="http://schemas.microsoft.com/office/drawing/2016/5/11/chartex" xmlns:cx6="http://schemas.microsoft.com/office/drawing/2016/5/12/chartex" xmlns:cx7="http://schemas.microsoft.com/office/drawing/2016/5/13/chartex" xmlns:cx8="http://schemas.microsoft.com/office/drawing/2016/5/14/chartex" xmlns:mc="http://schemas.openxmlformats.org/markup-compatibility/2006" xmlns:aink="http://schemas.microsoft.com/office/drawing/2016/ink" xmlns:am3d="http://schemas.microsoft.com/office/drawing/2017/model3d" xmlns:o="urn:schemas-microsoft-com:office:office" xmlns:oel="http://schemas.microsoft.com/office/2019/extlst" xmlns:r="http://schemas.openxmlformats.org/officeDocument/2006/relationships" xmlns:m="http://schemas.openxmlformats.org/officeDocument/2006/math" xmlns:v="urn:schemas-microsoft-com:vml" xmlns:wp14="http://schemas.microsoft.com/office/word/2010/wordprocessingDrawing" xmlns:wp="http://schemas.openxmlformats.org/drawingml/2006/wordprocessingDrawing" xmlns:w10="urn:schemas-microsoft-com:office:word" xmlns:w="http://schemas.openxmlformats.org/wordprocessingml/2006/main" xmlns:w14="http://schemas.microsoft.com/office/word/2010/wordml" xmlns:w15="http://schemas.microsoft.com/office/word/2012/wordml" xmlns:w16cex="http://schemas.microsoft.com/office/word/2018/wordml/cex" xmlns:w16cid="http://schemas.microsoft.com/office/word/2016/wordml/cid" xmlns:w16="http://schemas.microsoft.com/office/word/2018/wordml" xmlns:w16du="http://schemas.microsoft.com/office/word/2023/wordml/word16du" xmlns:w16sdtdh="http://schemas.microsoft.com/office/word/2020/wordml/sdtdatahash" xmlns:w16sdtfl="http://schemas.microsoft.com/office/word/2024/wordml/sdtformatlock" xmlns:w16se="http://schemas.microsoft.com/office/word/2015/wordml/symex" xmlns:wpg="http://schemas.microsoft.com/office/word/2010/wordprocessingGroup" xmlns:wpi="http://schemas.microsoft.com/office/word/2010/wordprocessingInk" xmlns:wne="http://schemas.microsoft.com/office/word/2006/wordml" xmlns:wps="http://schemas.microsoft.com/office/word/2010/wordprocessingShape" mc:Ignorable="w14 w15 w16se w16cid w16 w16cex w16sdtdh w16sdtfl w16du wp14">
-  <w:p/>
-</w:hdr>
 </file>
 
 <file path=word/numbering.xml><?xml version="1.0" encoding="utf-8"?>
@@ -5976,18 +5875,6 @@
   <w:style w:type="paragraph" w:default="1" w:styleId="Normal">
     <w:name w:val="Normal"/>
     <w:qFormat/>
-    <w:rsid w:val="00E4702A"/>
-    <w:pPr>
-      <w:spacing w:after="0" w:line="276" w:lineRule="auto"/>
-    </w:pPr>
-    <w:rPr>
-      <w:rFonts w:ascii="Arial" w:eastAsia="Arial" w:hAnsi="Arial" w:cs="Arial"/>
-      <w:kern w:val="0"/>
-      <w:sz w:val="22"/>
-      <w:szCs w:val="22"/>
-      <w:lang w:val="en"/>
-      <w14:ligatures w14:val="none"/>
-    </w:rPr>
   </w:style>
   <w:style w:type="paragraph" w:styleId="Heading1">
     <w:name w:val="heading 1"/>
@@ -5996,7 +5883,7 @@
     <w:link w:val="Heading1Char"/>
     <w:uiPriority w:val="9"/>
     <w:qFormat/>
-    <w:rsid w:val="001D1744"/>
+    <w:rsid w:val="000E4E37"/>
     <w:pPr>
       <w:keepNext/>
       <w:keepLines/>
@@ -6018,7 +5905,7 @@
     <w:uiPriority w:val="9"/>
     <w:unhideWhenUsed/>
     <w:qFormat/>
-    <w:rsid w:val="001D1744"/>
+    <w:rsid w:val="000E4E37"/>
     <w:pPr>
       <w:keepNext/>
       <w:keepLines/>
@@ -6040,7 +5927,7 @@
     <w:uiPriority w:val="9"/>
     <w:unhideWhenUsed/>
     <w:qFormat/>
-    <w:rsid w:val="001D1744"/>
+    <w:rsid w:val="000E4E37"/>
     <w:pPr>
       <w:keepNext/>
       <w:keepLines/>
@@ -6063,7 +5950,7 @@
     <w:semiHidden/>
     <w:unhideWhenUsed/>
     <w:qFormat/>
-    <w:rsid w:val="001D1744"/>
+    <w:rsid w:val="000E4E37"/>
     <w:pPr>
       <w:keepNext/>
       <w:keepLines/>
@@ -6086,7 +5973,7 @@
     <w:semiHidden/>
     <w:unhideWhenUsed/>
     <w:qFormat/>
-    <w:rsid w:val="001D1744"/>
+    <w:rsid w:val="000E4E37"/>
     <w:pPr>
       <w:keepNext/>
       <w:keepLines/>
@@ -6107,11 +5994,11 @@
     <w:semiHidden/>
     <w:unhideWhenUsed/>
     <w:qFormat/>
-    <w:rsid w:val="001D1744"/>
+    <w:rsid w:val="000E4E37"/>
     <w:pPr>
       <w:keepNext/>
       <w:keepLines/>
-      <w:spacing w:before="40"/>
+      <w:spacing w:before="40" w:after="0"/>
       <w:outlineLvl w:val="5"/>
     </w:pPr>
     <w:rPr>
@@ -6130,11 +6017,11 @@
     <w:semiHidden/>
     <w:unhideWhenUsed/>
     <w:qFormat/>
-    <w:rsid w:val="001D1744"/>
+    <w:rsid w:val="000E4E37"/>
     <w:pPr>
       <w:keepNext/>
       <w:keepLines/>
-      <w:spacing w:before="40"/>
+      <w:spacing w:before="40" w:after="0"/>
       <w:outlineLvl w:val="6"/>
     </w:pPr>
     <w:rPr>
@@ -6151,10 +6038,11 @@
     <w:semiHidden/>
     <w:unhideWhenUsed/>
     <w:qFormat/>
-    <w:rsid w:val="001D1744"/>
+    <w:rsid w:val="000E4E37"/>
     <w:pPr>
       <w:keepNext/>
       <w:keepLines/>
+      <w:spacing w:after="0"/>
       <w:outlineLvl w:val="7"/>
     </w:pPr>
     <w:rPr>
@@ -6173,10 +6061,11 @@
     <w:semiHidden/>
     <w:unhideWhenUsed/>
     <w:qFormat/>
-    <w:rsid w:val="001D1744"/>
+    <w:rsid w:val="000E4E37"/>
     <w:pPr>
       <w:keepNext/>
       <w:keepLines/>
+      <w:spacing w:after="0"/>
       <w:outlineLvl w:val="8"/>
     </w:pPr>
     <w:rPr>
@@ -6216,7 +6105,7 @@
     <w:basedOn w:val="DefaultParagraphFont"/>
     <w:link w:val="Heading1"/>
     <w:uiPriority w:val="9"/>
-    <w:rsid w:val="001D1744"/>
+    <w:rsid w:val="000E4E37"/>
     <w:rPr>
       <w:rFonts w:asciiTheme="majorHAnsi" w:eastAsiaTheme="majorEastAsia" w:hAnsiTheme="majorHAnsi" w:cstheme="majorBidi"/>
       <w:color w:val="2F5496" w:themeColor="accent1" w:themeShade="BF"/>
@@ -6229,7 +6118,7 @@
     <w:basedOn w:val="DefaultParagraphFont"/>
     <w:link w:val="Heading2"/>
     <w:uiPriority w:val="9"/>
-    <w:rsid w:val="001D1744"/>
+    <w:rsid w:val="000E4E37"/>
     <w:rPr>
       <w:rFonts w:asciiTheme="majorHAnsi" w:eastAsiaTheme="majorEastAsia" w:hAnsiTheme="majorHAnsi" w:cstheme="majorBidi"/>
       <w:color w:val="2F5496" w:themeColor="accent1" w:themeShade="BF"/>
@@ -6242,7 +6131,7 @@
     <w:basedOn w:val="DefaultParagraphFont"/>
     <w:link w:val="Heading3"/>
     <w:uiPriority w:val="9"/>
-    <w:rsid w:val="001D1744"/>
+    <w:rsid w:val="000E4E37"/>
     <w:rPr>
       <w:rFonts w:eastAsiaTheme="majorEastAsia" w:cstheme="majorBidi"/>
       <w:color w:val="2F5496" w:themeColor="accent1" w:themeShade="BF"/>
@@ -6256,7 +6145,7 @@
     <w:link w:val="Heading4"/>
     <w:uiPriority w:val="9"/>
     <w:semiHidden/>
-    <w:rsid w:val="001D1744"/>
+    <w:rsid w:val="000E4E37"/>
     <w:rPr>
       <w:rFonts w:eastAsiaTheme="majorEastAsia" w:cstheme="majorBidi"/>
       <w:i/>
@@ -6270,7 +6159,7 @@
     <w:link w:val="Heading5"/>
     <w:uiPriority w:val="9"/>
     <w:semiHidden/>
-    <w:rsid w:val="001D1744"/>
+    <w:rsid w:val="000E4E37"/>
     <w:rPr>
       <w:rFonts w:eastAsiaTheme="majorEastAsia" w:cstheme="majorBidi"/>
       <w:color w:val="2F5496" w:themeColor="accent1" w:themeShade="BF"/>
@@ -6282,7 +6171,7 @@
     <w:link w:val="Heading6"/>
     <w:uiPriority w:val="9"/>
     <w:semiHidden/>
-    <w:rsid w:val="001D1744"/>
+    <w:rsid w:val="000E4E37"/>
     <w:rPr>
       <w:rFonts w:eastAsiaTheme="majorEastAsia" w:cstheme="majorBidi"/>
       <w:i/>
@@ -6296,7 +6185,7 @@
     <w:link w:val="Heading7"/>
     <w:uiPriority w:val="9"/>
     <w:semiHidden/>
-    <w:rsid w:val="001D1744"/>
+    <w:rsid w:val="000E4E37"/>
     <w:rPr>
       <w:rFonts w:eastAsiaTheme="majorEastAsia" w:cstheme="majorBidi"/>
       <w:color w:val="595959" w:themeColor="text1" w:themeTint="A6"/>
@@ -6308,7 +6197,7 @@
     <w:link w:val="Heading8"/>
     <w:uiPriority w:val="9"/>
     <w:semiHidden/>
-    <w:rsid w:val="001D1744"/>
+    <w:rsid w:val="000E4E37"/>
     <w:rPr>
       <w:rFonts w:eastAsiaTheme="majorEastAsia" w:cstheme="majorBidi"/>
       <w:i/>
@@ -6322,7 +6211,7 @@
     <w:link w:val="Heading9"/>
     <w:uiPriority w:val="9"/>
     <w:semiHidden/>
-    <w:rsid w:val="001D1744"/>
+    <w:rsid w:val="000E4E37"/>
     <w:rPr>
       <w:rFonts w:eastAsiaTheme="majorEastAsia" w:cstheme="majorBidi"/>
       <w:color w:val="272727" w:themeColor="text1" w:themeTint="D8"/>
@@ -6335,7 +6224,7 @@
     <w:link w:val="TitleChar"/>
     <w:uiPriority w:val="10"/>
     <w:qFormat/>
-    <w:rsid w:val="001D1744"/>
+    <w:rsid w:val="000E4E37"/>
     <w:pPr>
       <w:spacing w:after="80" w:line="240" w:lineRule="auto"/>
       <w:contextualSpacing/>
@@ -6353,7 +6242,7 @@
     <w:basedOn w:val="DefaultParagraphFont"/>
     <w:link w:val="Title"/>
     <w:uiPriority w:val="10"/>
-    <w:rsid w:val="001D1744"/>
+    <w:rsid w:val="000E4E37"/>
     <w:rPr>
       <w:rFonts w:asciiTheme="majorHAnsi" w:eastAsiaTheme="majorEastAsia" w:hAnsiTheme="majorHAnsi" w:cstheme="majorBidi"/>
       <w:spacing w:val="-10"/>
@@ -6369,7 +6258,7 @@
     <w:link w:val="SubtitleChar"/>
     <w:uiPriority w:val="11"/>
     <w:qFormat/>
-    <w:rsid w:val="001D1744"/>
+    <w:rsid w:val="000E4E37"/>
     <w:pPr>
       <w:numPr>
         <w:ilvl w:val="1"/>
@@ -6388,7 +6277,7 @@
     <w:basedOn w:val="DefaultParagraphFont"/>
     <w:link w:val="Subtitle"/>
     <w:uiPriority w:val="11"/>
-    <w:rsid w:val="001D1744"/>
+    <w:rsid w:val="000E4E37"/>
     <w:rPr>
       <w:rFonts w:eastAsiaTheme="majorEastAsia" w:cstheme="majorBidi"/>
       <w:color w:val="595959" w:themeColor="text1" w:themeTint="A6"/>
@@ -6404,7 +6293,7 @@
     <w:link w:val="QuoteChar"/>
     <w:uiPriority w:val="29"/>
     <w:qFormat/>
-    <w:rsid w:val="001D1744"/>
+    <w:rsid w:val="000E4E37"/>
     <w:pPr>
       <w:spacing w:before="160"/>
       <w:jc w:val="center"/>
@@ -6420,7 +6309,7 @@
     <w:basedOn w:val="DefaultParagraphFont"/>
     <w:link w:val="Quote"/>
     <w:uiPriority w:val="29"/>
-    <w:rsid w:val="001D1744"/>
+    <w:rsid w:val="000E4E37"/>
     <w:rPr>
       <w:i/>
       <w:iCs/>
@@ -6432,7 +6321,7 @@
     <w:basedOn w:val="Normal"/>
     <w:uiPriority w:val="34"/>
     <w:qFormat/>
-    <w:rsid w:val="001D1744"/>
+    <w:rsid w:val="000E4E37"/>
     <w:pPr>
       <w:ind w:left="720"/>
       <w:contextualSpacing/>
@@ -6443,7 +6332,7 @@
     <w:basedOn w:val="DefaultParagraphFont"/>
     <w:uiPriority w:val="21"/>
     <w:qFormat/>
-    <w:rsid w:val="001D1744"/>
+    <w:rsid w:val="000E4E37"/>
     <w:rPr>
       <w:i/>
       <w:iCs/>
@@ -6457,7 +6346,7 @@
     <w:link w:val="IntenseQuoteChar"/>
     <w:uiPriority w:val="30"/>
     <w:qFormat/>
-    <w:rsid w:val="001D1744"/>
+    <w:rsid w:val="000E4E37"/>
     <w:pPr>
       <w:pBdr>
         <w:top w:val="single" w:sz="4" w:space="10" w:color="2F5496" w:themeColor="accent1" w:themeShade="BF"/>
@@ -6478,7 +6367,7 @@
     <w:basedOn w:val="DefaultParagraphFont"/>
     <w:link w:val="IntenseQuote"/>
     <w:uiPriority w:val="30"/>
-    <w:rsid w:val="001D1744"/>
+    <w:rsid w:val="000E4E37"/>
     <w:rPr>
       <w:i/>
       <w:iCs/>
@@ -6490,7 +6379,7 @@
     <w:basedOn w:val="DefaultParagraphFont"/>
     <w:uiPriority w:val="32"/>
     <w:qFormat/>
-    <w:rsid w:val="001D1744"/>
+    <w:rsid w:val="000E4E37"/>
     <w:rPr>
       <w:b/>
       <w:bCs/>
